--- a/templates/3xper-vendor-qualification-template.docx
+++ b/templates/3xper-vendor-qualification-template.docx
@@ -3,1017 +3,8 @@
 <w:document xmlns:wpc="http://schemas.microsoft.com/office/word/2010/wordprocessingCanvas" xmlns:cx="http://schemas.microsoft.com/office/drawing/2014/chartex" xmlns:cx1="http://schemas.microsoft.com/office/drawing/2015/9/8/chartex" xmlns:cx2="http://schemas.microsoft.com/office/drawing/2015/10/21/chartex" xmlns:cx3="http://schemas.microsoft.com/office/drawing/2016/5/9/chartex" xmlns:cx4="http://schemas.microsoft.com/office/drawing/2016/5/10/chartex" xmlns:cx5="http://schemas.microsoft.com/office/drawing/2016/5/11/chartex" xmlns:cx6="http://schemas.microsoft.com/office/drawing/2016/5/12/chartex" xmlns:cx7="http://schemas.microsoft.com/office/drawing/2016/5/13/chartex" xmlns:cx8="http://schemas.microsoft.com/office/drawing/2016/5/14/chartex" xmlns:mc="http://schemas.openxmlformats.org/markup-compatibility/2006" xmlns:aink="http://schemas.microsoft.com/office/drawing/2016/ink" xmlns:am3d="http://schemas.microsoft.com/office/drawing/2017/model3d" xmlns:o="urn:schemas-microsoft-com:office:office" xmlns:oel="http://schemas.microsoft.com/office/2019/extlst" xmlns:r="http://schemas.openxmlformats.org/officeDocument/2006/relationships" xmlns:m="http://schemas.openxmlformats.org/officeDocument/2006/math" xmlns:v="urn:schemas-microsoft-com:vml" xmlns:wp14="http://schemas.microsoft.com/office/word/2010/wordprocessingDrawing" xmlns:wp="http://schemas.openxmlformats.org/drawingml/2006/wordprocessingDrawing" xmlns:w10="urn:schemas-microsoft-com:office:word" xmlns:w="http://schemas.openxmlformats.org/wordprocessingml/2006/main" xmlns:w14="http://schemas.microsoft.com/office/word/2010/wordml" xmlns:w15="http://schemas.microsoft.com/office/word/2012/wordml" xmlns:w16cex="http://schemas.microsoft.com/office/word/2018/wordml/cex" xmlns:w16cid="http://schemas.microsoft.com/office/word/2016/wordml/cid" xmlns:w16="http://schemas.microsoft.com/office/word/2018/wordml" xmlns:w16du="http://schemas.microsoft.com/office/word/2023/wordml/word16du" xmlns:w16sdtdh="http://schemas.microsoft.com/office/word/2020/wordml/sdtdatahash" xmlns:w16sdtfl="http://schemas.microsoft.com/office/word/2024/wordml/sdtformatlock" xmlns:w16se="http://schemas.microsoft.com/office/word/2015/wordml/symex" xmlns:wpg="http://schemas.microsoft.com/office/word/2010/wordprocessingGroup" xmlns:wpi="http://schemas.microsoft.com/office/word/2010/wordprocessingInk" xmlns:wne="http://schemas.microsoft.com/office/word/2006/wordml" xmlns:wps="http://schemas.microsoft.com/office/word/2010/wordprocessingShape" mc:Ignorable="w14 w15 w16se w16cid w16 w16cex w16sdtdh w16sdtfl w16du wp14">
   <w:body>
     <w:p>
-      <w:pPr>
-        <w:spacing w:before="80" w:after="80"/>
-        <w:jc w:val="center"/>
-      </w:pPr>
       <w:r>
-        <w:rPr>
-          <w:b/>
-          <w:bCs/>
-          <w:sz w:val="28"/>
-          <w:szCs w:val="28"/>
-        </w:rPr>
-        <w:t xml:space="preserve">VENDOR QUALIFICATION FOR KSM/KRM/ CRITICAL RAW MATERIALS</w:t>
-      </w:r>
-    </w:p>
-    <w:p>
-      <w:pPr>
-        <w:spacing w:before="80" w:after="80"/>
-        <w:jc w:val="center"/>
-      </w:pPr>
-      <w:r>
-        <w:rPr>
-          <w:b/>
-          <w:bCs/>
-          <w:sz w:val="20"/>
-          <w:szCs w:val="20"/>
-        </w:rPr>
-        <w:t xml:space="preserve">QAD-SOP-MS-001-F04  Rev 01</w:t>
-      </w:r>
-    </w:p>
-    <w:p>
-      <w:pPr>
-        <w:spacing w:before="80" w:after="80"/>
-      </w:pPr>
-      <w:r>
-        <w:rPr>
-          <w:sz w:val="20"/>
-          <w:szCs w:val="20"/>
-        </w:rPr>
-        <w:t xml:space="preserve">3xper Innoventure Ltd, Plot No. 53, Part 54 &amp; 55, Palachur Village, Naidupeta SEZ – 524421</w:t>
-      </w:r>
-    </w:p>
-    <w:tbl>
-      <w:tblPr>
-        <w:tblW w:w="10400" w:type="dxa"/>
-        <w:jc w:val="center"/>
-        <w:tblBorders>
-          <w:top w:val="single" w:sz="4" w:space="0" w:color="000000"/>
-          <w:left w:val="single" w:sz="4" w:space="0" w:color="000000"/>
-          <w:bottom w:val="single" w:sz="4" w:space="0" w:color="000000"/>
-          <w:right w:val="single" w:sz="4" w:space="0" w:color="000000"/>
-          <w:insideH w:val="single" w:sz="4" w:space="0" w:color="000000"/>
-          <w:insideV w:val="single" w:sz="4" w:space="0" w:color="000000"/>
-        </w:tblBorders>
-        <w:tblLayout w:type="fixed"/>
-      </w:tblPr>
-      <w:tblGrid>
-        <w:gridCol w:w="3600"/>
-        <w:gridCol w:w="6800"/>
-      </w:tblGrid>
-      <w:tr>
-        <w:tc>
-          <w:tcPr>
-            <w:tcW w:w="3600" w:type="dxa"/>
-            <w:shd w:val="clear" w:color="auto" w:fill="E7E6E6"/>
-            <w:vAlign w:val="center"/>
-          </w:tcPr>
-          <w:p>
-            <w:pPr>
-              <w:spacing w:before="80" w:after="80"/>
-              <w:spacing w:before="40" w:after="40"/>
-            </w:pPr>
-            <w:r>
-              <w:rPr>
-                <w:b/>
-                <w:bCs/>
-                <w:sz w:val="18"/>
-                <w:szCs w:val="18"/>
-              </w:rPr>
-              <w:t xml:space="preserve">Form number</w:t>
-            </w:r>
-          </w:p>
-        </w:tc>
-        <w:tc>
-          <w:tcPr>
-            <w:tcW w:w="6800" w:type="dxa"/>
-            <w:vAlign w:val="center"/>
-          </w:tcPr>
-          <w:p>
-            <w:pPr>
-              <w:spacing w:before="80" w:after="80"/>
-              <w:spacing w:before="40" w:after="40"/>
-            </w:pPr>
-            <w:r>
-              <w:rPr>
-                <w:sz w:val="18"/>
-                <w:szCs w:val="18"/>
-              </w:rPr>
-              <w:t xml:space="preserve">{formNo}</w:t>
-            </w:r>
-          </w:p>
-        </w:tc>
-      </w:tr>
-      <w:tr>
-        <w:tc>
-          <w:tcPr>
-            <w:tcW w:w="3600" w:type="dxa"/>
-            <w:shd w:val="clear" w:color="auto" w:fill="E7E6E6"/>
-            <w:vAlign w:val="center"/>
-          </w:tcPr>
-          <w:p>
-            <w:pPr>
-              <w:spacing w:before="80" w:after="80"/>
-              <w:spacing w:before="40" w:after="40"/>
-            </w:pPr>
-            <w:r>
-              <w:rPr>
-                <w:b/>
-                <w:bCs/>
-                <w:sz w:val="18"/>
-                <w:szCs w:val="18"/>
-              </w:rPr>
-              <w:t xml:space="preserve">Revision</w:t>
-            </w:r>
-          </w:p>
-        </w:tc>
-        <w:tc>
-          <w:tcPr>
-            <w:tcW w:w="6800" w:type="dxa"/>
-            <w:vAlign w:val="center"/>
-          </w:tcPr>
-          <w:p>
-            <w:pPr>
-              <w:spacing w:before="80" w:after="80"/>
-              <w:spacing w:before="40" w:after="40"/>
-            </w:pPr>
-            <w:r>
-              <w:rPr>
-                <w:sz w:val="18"/>
-                <w:szCs w:val="18"/>
-              </w:rPr>
-              <w:t xml:space="preserve">{revision}</w:t>
-            </w:r>
-          </w:p>
-        </w:tc>
-      </w:tr>
-      <w:tr>
-        <w:tc>
-          <w:tcPr>
-            <w:tcW w:w="3600" w:type="dxa"/>
-            <w:shd w:val="clear" w:color="auto" w:fill="E7E6E6"/>
-            <w:vAlign w:val="center"/>
-          </w:tcPr>
-          <w:p>
-            <w:pPr>
-              <w:spacing w:before="80" w:after="80"/>
-              <w:spacing w:before="40" w:after="40"/>
-            </w:pPr>
-            <w:r>
-              <w:rPr>
-                <w:b/>
-                <w:bCs/>
-                <w:sz w:val="18"/>
-                <w:szCs w:val="18"/>
-              </w:rPr>
-              <w:t xml:space="preserve">VQ number</w:t>
-            </w:r>
-          </w:p>
-        </w:tc>
-        <w:tc>
-          <w:tcPr>
-            <w:tcW w:w="6800" w:type="dxa"/>
-            <w:vAlign w:val="center"/>
-          </w:tcPr>
-          <w:p>
-            <w:pPr>
-              <w:spacing w:before="80" w:after="80"/>
-              <w:spacing w:before="40" w:after="40"/>
-            </w:pPr>
-            <w:r>
-              <w:rPr>
-                <w:sz w:val="18"/>
-                <w:szCs w:val="18"/>
-              </w:rPr>
-              <w:t xml:space="preserve">{documentNo}</w:t>
-            </w:r>
-          </w:p>
-        </w:tc>
-      </w:tr>
-      <w:tr>
-        <w:tc>
-          <w:tcPr>
-            <w:tcW w:w="3600" w:type="dxa"/>
-            <w:shd w:val="clear" w:color="auto" w:fill="E7E6E6"/>
-            <w:vAlign w:val="center"/>
-          </w:tcPr>
-          <w:p>
-            <w:pPr>
-              <w:spacing w:before="80" w:after="80"/>
-              <w:spacing w:before="40" w:after="40"/>
-            </w:pPr>
-            <w:r>
-              <w:rPr>
-                <w:b/>
-                <w:bCs/>
-                <w:sz w:val="18"/>
-                <w:szCs w:val="18"/>
-              </w:rPr>
-              <w:t xml:space="preserve">Date</w:t>
-            </w:r>
-          </w:p>
-        </w:tc>
-        <w:tc>
-          <w:tcPr>
-            <w:tcW w:w="6800" w:type="dxa"/>
-            <w:vAlign w:val="center"/>
-          </w:tcPr>
-          <w:p>
-            <w:pPr>
-              <w:spacing w:before="80" w:after="80"/>
-              <w:spacing w:before="40" w:after="40"/>
-            </w:pPr>
-            <w:r>
-              <w:rPr>
-                <w:sz w:val="18"/>
-                <w:szCs w:val="18"/>
-              </w:rPr>
-              <w:t xml:space="preserve">{date}</w:t>
-            </w:r>
-          </w:p>
-        </w:tc>
-      </w:tr>
-    </w:tbl>
-    <w:p>
-      <w:r>
-        <w:br w:type="page"/>
-      </w:r>
-    </w:p>
-    <w:p>
-      <w:pPr>
-        <w:spacing w:before="80" w:after="80"/>
-        <w:spacing w:before="240" w:after="80"/>
-      </w:pPr>
-      <w:r>
-        <w:rPr>
-          <w:b/>
-          <w:bCs/>
-          <w:sz w:val="24"/>
-          <w:szCs w:val="24"/>
-        </w:rPr>
-        <w:t xml:space="preserve">COVER — 3xPER ISSUANCE</w:t>
-      </w:r>
-    </w:p>
-    <w:p>
-      <w:pPr>
-        <w:spacing w:before="80" w:after="80"/>
-      </w:pPr>
-      <w:r>
-        <w:rPr>
-          <w:sz w:val="20"/>
-          <w:szCs w:val="20"/>
-        </w:rPr>
-        <w:t xml:space="preserve">{@vqCoverXml}</w:t>
-      </w:r>
-    </w:p>
-    <w:p>
-      <w:pPr>
-        <w:spacing w:before="80" w:after="80"/>
-      </w:pPr>
-      <w:r>
-        <w:rPr>
-          <w:sz w:val="20"/>
-          <w:szCs w:val="20"/>
-        </w:rPr>
-        <w:t xml:space="preserve">{@vqCoverNarrativeXml}</w:t>
-      </w:r>
-    </w:p>
-    <w:p>
-      <w:r>
-        <w:br w:type="page"/>
-      </w:r>
-    </w:p>
-    <w:p>
-      <w:pPr>
-        <w:spacing w:before="80" w:after="80"/>
-        <w:spacing w:before="240" w:after="80"/>
-      </w:pPr>
-      <w:r>
-        <w:rPr>
-          <w:b/>
-          <w:bCs/>
-          <w:sz w:val="24"/>
-          <w:szCs w:val="24"/>
-        </w:rPr>
-        <w:t xml:space="preserve">A. GENERAL COMPANY INFORMATION AND QUALITY MANAGEMENT</w:t>
-      </w:r>
-    </w:p>
-    <w:p>
-      <w:pPr>
-        <w:spacing w:before="80" w:after="80"/>
-      </w:pPr>
-      <w:r>
-        <w:rPr>
-          <w:sz w:val="20"/>
-          <w:szCs w:val="20"/>
-        </w:rPr>
-        <w:t xml:space="preserve">{@vqSectionAXml}</w:t>
-      </w:r>
-    </w:p>
-    <w:p>
-      <w:pPr>
-        <w:spacing w:before="80" w:after="80"/>
-      </w:pPr>
-      <w:r>
-        <w:rPr>
-          <w:sz w:val="20"/>
-          <w:szCs w:val="20"/>
-        </w:rPr>
-        <w:t xml:space="preserve">{@vqSectionANarrativeXml}</w:t>
-      </w:r>
-    </w:p>
-    <w:p>
-      <w:pPr>
-        <w:spacing w:before="80" w:after="80"/>
-      </w:pPr>
-      <w:r>
-        <w:rPr>
-          <w:sz w:val="20"/>
-          <w:szCs w:val="20"/>
-        </w:rPr>
-        <w:t xml:space="preserve">{@vqSectionATableXml}</w:t>
-      </w:r>
-    </w:p>
-    <w:p>
-      <w:r>
-        <w:br w:type="page"/>
-      </w:r>
-    </w:p>
-    <w:p>
-      <w:pPr>
-        <w:spacing w:before="80" w:after="80"/>
-        <w:spacing w:before="240" w:after="80"/>
-      </w:pPr>
-      <w:r>
-        <w:rPr>
-          <w:b/>
-          <w:bCs/>
-          <w:sz w:val="24"/>
-          <w:szCs w:val="24"/>
-        </w:rPr>
-        <w:t xml:space="preserve">B. TSE/BSE RISK ANALYSIS SURVEY</w:t>
-      </w:r>
-    </w:p>
-    <w:p>
-      <w:pPr>
-        <w:spacing w:before="80" w:after="80"/>
-      </w:pPr>
-      <w:r>
-        <w:rPr>
-          <w:sz w:val="20"/>
-          <w:szCs w:val="20"/>
-        </w:rPr>
-        <w:t xml:space="preserve">{@vqSectionBXml}</w:t>
-      </w:r>
-    </w:p>
-    <w:p>
-      <w:pPr>
-        <w:spacing w:before="80" w:after="80"/>
-      </w:pPr>
-      <w:r>
-        <w:rPr>
-          <w:sz w:val="20"/>
-          <w:szCs w:val="20"/>
-        </w:rPr>
-        <w:t xml:space="preserve">{@vqSectionBNarrativeXml}</w:t>
-      </w:r>
-    </w:p>
-    <w:p>
-      <w:r>
-        <w:br w:type="page"/>
-      </w:r>
-    </w:p>
-    <w:p>
-      <w:pPr>
-        <w:spacing w:before="80" w:after="80"/>
-        <w:spacing w:before="240" w:after="80"/>
-      </w:pPr>
-      <w:r>
-        <w:rPr>
-          <w:b/>
-          <w:bCs/>
-          <w:sz w:val="24"/>
-          <w:szCs w:val="24"/>
-        </w:rPr>
-        <w:t xml:space="preserve">C. TRACEABILITY OF INGREDIENTS POTENTIALLY DERIVED FROM GMO</w:t>
-      </w:r>
-    </w:p>
-    <w:p>
-      <w:pPr>
-        <w:spacing w:before="80" w:after="80"/>
-      </w:pPr>
-      <w:r>
-        <w:rPr>
-          <w:sz w:val="20"/>
-          <w:szCs w:val="20"/>
-        </w:rPr>
-        <w:t xml:space="preserve">{@vqSectionCXml}</w:t>
-      </w:r>
-    </w:p>
-    <w:p>
-      <w:pPr>
-        <w:spacing w:before="80" w:after="80"/>
-      </w:pPr>
-      <w:r>
-        <w:rPr>
-          <w:sz w:val="20"/>
-          <w:szCs w:val="20"/>
-        </w:rPr>
-        <w:t xml:space="preserve">{@vqSectionCNarrativeXml}</w:t>
-      </w:r>
-    </w:p>
-    <w:p>
-      <w:r>
-        <w:br w:type="page"/>
-      </w:r>
-    </w:p>
-    <w:p>
-      <w:pPr>
-        <w:spacing w:before="80" w:after="80"/>
-        <w:spacing w:before="240" w:after="80"/>
-      </w:pPr>
-      <w:r>
-        <w:rPr>
-          <w:b/>
-          <w:bCs/>
-          <w:sz w:val="24"/>
-          <w:szCs w:val="24"/>
-        </w:rPr>
-        <w:t xml:space="preserve">D. ALLERGEN</w:t>
-      </w:r>
-    </w:p>
-    <w:p>
-      <w:pPr>
-        <w:spacing w:before="80" w:after="80"/>
-      </w:pPr>
-      <w:r>
-        <w:rPr>
-          <w:sz w:val="20"/>
-          <w:szCs w:val="20"/>
-        </w:rPr>
-        <w:t xml:space="preserve">{@vqSectionDXml}</w:t>
-      </w:r>
-    </w:p>
-    <w:p>
-      <w:pPr>
-        <w:spacing w:before="80" w:after="80"/>
-      </w:pPr>
-      <w:r>
-        <w:rPr>
-          <w:sz w:val="20"/>
-          <w:szCs w:val="20"/>
-        </w:rPr>
-        <w:t xml:space="preserve">{@vqSectionDNarrativeXml}</w:t>
-      </w:r>
-    </w:p>
-    <w:p>
-      <w:r>
-        <w:br w:type="page"/>
-      </w:r>
-    </w:p>
-    <w:p>
-      <w:pPr>
-        <w:spacing w:before="80" w:after="80"/>
-        <w:spacing w:before="240" w:after="80"/>
-      </w:pPr>
-      <w:r>
-        <w:rPr>
-          <w:b/>
-          <w:bCs/>
-          <w:sz w:val="24"/>
-          <w:szCs w:val="24"/>
-        </w:rPr>
-        <w:t xml:space="preserve">E. EXTENDED QUALITY QUESTIONNAIRE</w:t>
-      </w:r>
-    </w:p>
-    <w:p>
-      <w:pPr>
-        <w:spacing w:before="80" w:after="80"/>
-      </w:pPr>
-      <w:r>
-        <w:rPr>
-          <w:sz w:val="20"/>
-          <w:szCs w:val="20"/>
-        </w:rPr>
-        <w:t xml:space="preserve">{@vqSectionEXml}</w:t>
-      </w:r>
-    </w:p>
-    <w:p>
-      <w:pPr>
-        <w:spacing w:before="80" w:after="80"/>
-      </w:pPr>
-      <w:r>
-        <w:rPr>
-          <w:sz w:val="20"/>
-          <w:szCs w:val="20"/>
-        </w:rPr>
-        <w:t xml:space="preserve">{@vqSectionENarrativeXml}</w:t>
-      </w:r>
-    </w:p>
-    <w:p>
-      <w:r>
-        <w:br w:type="page"/>
-      </w:r>
-    </w:p>
-    <w:p>
-      <w:pPr>
-        <w:spacing w:before="80" w:after="80"/>
-        <w:spacing w:before="240" w:after="80"/>
-      </w:pPr>
-      <w:r>
-        <w:rPr>
-          <w:b/>
-          <w:bCs/>
-          <w:sz w:val="24"/>
-          <w:szCs w:val="24"/>
-        </w:rPr>
-        <w:t xml:space="preserve">F. PACKAGING MATERIAL</w:t>
-      </w:r>
-    </w:p>
-    <w:p>
-      <w:pPr>
-        <w:spacing w:before="80" w:after="80"/>
-      </w:pPr>
-      <w:r>
-        <w:rPr>
-          <w:sz w:val="20"/>
-          <w:szCs w:val="20"/>
-        </w:rPr>
-        <w:t xml:space="preserve">{@vqSectionFXml}</w:t>
-      </w:r>
-    </w:p>
-    <w:p>
-      <w:pPr>
-        <w:spacing w:before="80" w:after="80"/>
-      </w:pPr>
-      <w:r>
-        <w:rPr>
-          <w:sz w:val="20"/>
-          <w:szCs w:val="20"/>
-        </w:rPr>
-        <w:t xml:space="preserve">{@vqSectionFNarrativeXml}</w:t>
-      </w:r>
-    </w:p>
-    <w:p>
-      <w:r>
-        <w:br w:type="page"/>
-      </w:r>
-    </w:p>
-    <w:p>
-      <w:pPr>
-        <w:spacing w:before="80" w:after="80"/>
-        <w:spacing w:before="240" w:after="80"/>
-      </w:pPr>
-      <w:r>
-        <w:rPr>
-          <w:b/>
-          <w:bCs/>
-          <w:sz w:val="24"/>
-          <w:szCs w:val="24"/>
-        </w:rPr>
-        <w:t xml:space="preserve">G. ELEMENTAL IMPURITIES QUESTIONNAIRE</w:t>
-      </w:r>
-    </w:p>
-    <w:p>
-      <w:pPr>
-        <w:spacing w:before="80" w:after="80"/>
-      </w:pPr>
-      <w:r>
-        <w:rPr>
-          <w:sz w:val="20"/>
-          <w:szCs w:val="20"/>
-        </w:rPr>
-        <w:t xml:space="preserve">{@vqSectionGXml}</w:t>
-      </w:r>
-    </w:p>
-    <w:p>
-      <w:pPr>
-        <w:spacing w:before="80" w:after="80"/>
-      </w:pPr>
-      <w:r>
-        <w:rPr>
-          <w:sz w:val="20"/>
-          <w:szCs w:val="20"/>
-        </w:rPr>
-        <w:t xml:space="preserve">{@vqSectionGNarrativeXml}</w:t>
-      </w:r>
-    </w:p>
-    <w:p>
-      <w:pPr>
-        <w:spacing w:before="80" w:after="80"/>
-      </w:pPr>
-      <w:r>
-        <w:rPr>
-          <w:sz w:val="20"/>
-          <w:szCs w:val="20"/>
-        </w:rPr>
-        <w:t xml:space="preserve">{@vqSectionGTableXml}</w:t>
-      </w:r>
-    </w:p>
-    <w:p>
-      <w:r>
-        <w:br w:type="page"/>
-      </w:r>
-    </w:p>
-    <w:p>
-      <w:pPr>
-        <w:spacing w:before="80" w:after="80"/>
-        <w:spacing w:before="240" w:after="80"/>
-      </w:pPr>
-      <w:r>
-        <w:rPr>
-          <w:b/>
-          <w:bCs/>
-          <w:sz w:val="24"/>
-          <w:szCs w:val="24"/>
-        </w:rPr>
-        <w:t xml:space="preserve">H. RESIDUAL SOLVENT QUESTIONNAIRE</w:t>
-      </w:r>
-    </w:p>
-    <w:p>
-      <w:pPr>
-        <w:spacing w:before="80" w:after="80"/>
-      </w:pPr>
-      <w:r>
-        <w:rPr>
-          <w:sz w:val="20"/>
-          <w:szCs w:val="20"/>
-        </w:rPr>
-        <w:t xml:space="preserve">{@vqSectionHXml}</w:t>
-      </w:r>
-    </w:p>
-    <w:p>
-      <w:pPr>
-        <w:spacing w:before="80" w:after="80"/>
-      </w:pPr>
-      <w:r>
-        <w:rPr>
-          <w:sz w:val="20"/>
-          <w:szCs w:val="20"/>
-        </w:rPr>
-        <w:t xml:space="preserve">{@vqSectionHNarrativeXml}</w:t>
-      </w:r>
-    </w:p>
-    <w:p>
-      <w:pPr>
-        <w:spacing w:before="80" w:after="80"/>
-      </w:pPr>
-      <w:r>
-        <w:rPr>
-          <w:sz w:val="20"/>
-          <w:szCs w:val="20"/>
-        </w:rPr>
-        <w:t xml:space="preserve">{@vqSectionHTableXml}</w:t>
-      </w:r>
-    </w:p>
-    <w:p>
-      <w:r>
-        <w:br w:type="page"/>
-      </w:r>
-    </w:p>
-    <w:p>
-      <w:pPr>
-        <w:spacing w:before="80" w:after="80"/>
-        <w:spacing w:before="240" w:after="80"/>
-      </w:pPr>
-      <w:r>
-        <w:rPr>
-          <w:b/>
-          <w:bCs/>
-          <w:sz w:val="24"/>
-          <w:szCs w:val="24"/>
-        </w:rPr>
-        <w:t xml:space="preserve">I. POTENTIAL GENOTOXIC IMPURITY (PGI) QUESTIONNAIRE</w:t>
-      </w:r>
-    </w:p>
-    <w:p>
-      <w:pPr>
-        <w:spacing w:before="80" w:after="80"/>
-      </w:pPr>
-      <w:r>
-        <w:rPr>
-          <w:sz w:val="20"/>
-          <w:szCs w:val="20"/>
-        </w:rPr>
-        <w:t xml:space="preserve">{@vqSectionIXml}</w:t>
-      </w:r>
-    </w:p>
-    <w:p>
-      <w:pPr>
-        <w:spacing w:before="80" w:after="80"/>
-      </w:pPr>
-      <w:r>
-        <w:rPr>
-          <w:sz w:val="20"/>
-          <w:szCs w:val="20"/>
-        </w:rPr>
-        <w:t xml:space="preserve">{@vqSectionINarrativeXml}</w:t>
-      </w:r>
-    </w:p>
-    <w:p>
-      <w:pPr>
-        <w:spacing w:before="80" w:after="80"/>
-      </w:pPr>
-      <w:r>
-        <w:rPr>
-          <w:sz w:val="20"/>
-          <w:szCs w:val="20"/>
-        </w:rPr>
-        <w:t xml:space="preserve">{@vqSectionITableXml}</w:t>
-      </w:r>
-    </w:p>
-    <w:p>
-      <w:r>
-        <w:br w:type="page"/>
-      </w:r>
-    </w:p>
-    <w:p>
-      <w:pPr>
-        <w:spacing w:before="80" w:after="80"/>
-        <w:spacing w:before="240" w:after="80"/>
-      </w:pPr>
-      <w:r>
-        <w:rPr>
-          <w:b/>
-          <w:bCs/>
-          <w:sz w:val="24"/>
-          <w:szCs w:val="24"/>
-        </w:rPr>
-        <w:t xml:space="preserve">J. NITROSAMINE IMPURITY QUESTIONNAIRE</w:t>
-      </w:r>
-    </w:p>
-    <w:p>
-      <w:pPr>
-        <w:spacing w:before="80" w:after="80"/>
-      </w:pPr>
-      <w:r>
-        <w:rPr>
-          <w:sz w:val="20"/>
-          <w:szCs w:val="20"/>
-        </w:rPr>
-        <w:t xml:space="preserve">{@vqSectionJXml}</w:t>
-      </w:r>
-    </w:p>
-    <w:p>
-      <w:pPr>
-        <w:spacing w:before="80" w:after="80"/>
-      </w:pPr>
-      <w:r>
-        <w:rPr>
-          <w:sz w:val="20"/>
-          <w:szCs w:val="20"/>
-        </w:rPr>
-        <w:t xml:space="preserve">{@vqSectionJNarrativeXml}</w:t>
-      </w:r>
-    </w:p>
-    <w:p>
-      <w:pPr>
-        <w:spacing w:before="80" w:after="80"/>
-      </w:pPr>
-      <w:r>
-        <w:rPr>
-          <w:sz w:val="20"/>
-          <w:szCs w:val="20"/>
-        </w:rPr>
-        <w:t xml:space="preserve">{@vqSectionJTableXml}</w:t>
-      </w:r>
-    </w:p>
-    <w:p>
-      <w:r>
-        <w:br w:type="page"/>
-      </w:r>
-    </w:p>
-    <w:p>
-      <w:pPr>
-        <w:spacing w:before="80" w:after="80"/>
-        <w:spacing w:before="240" w:after="80"/>
-      </w:pPr>
-      <w:r>
-        <w:rPr>
-          <w:b/>
-          <w:bCs/>
-          <w:sz w:val="24"/>
-          <w:szCs w:val="24"/>
-        </w:rPr>
-        <w:t xml:space="preserve">K. WILLINGNESS TO INSPECTION</w:t>
-      </w:r>
-    </w:p>
-    <w:p>
-      <w:pPr>
-        <w:spacing w:before="80" w:after="80"/>
-      </w:pPr>
-      <w:r>
-        <w:rPr>
-          <w:sz w:val="20"/>
-          <w:szCs w:val="20"/>
-        </w:rPr>
-        <w:t xml:space="preserve">{@vqSectionKXml}</w:t>
-      </w:r>
-    </w:p>
-    <w:p>
-      <w:pPr>
-        <w:spacing w:before="80" w:after="80"/>
-      </w:pPr>
-      <w:r>
-        <w:rPr>
-          <w:sz w:val="20"/>
-          <w:szCs w:val="20"/>
-        </w:rPr>
-        <w:t xml:space="preserve">{@vqSectionKNarrativeXml}</w:t>
-      </w:r>
-    </w:p>
-    <w:p>
-      <w:r>
-        <w:br w:type="page"/>
-      </w:r>
-    </w:p>
-    <w:p>
-      <w:pPr>
-        <w:spacing w:before="80" w:after="80"/>
-        <w:spacing w:before="240" w:after="80"/>
-      </w:pPr>
-      <w:r>
-        <w:rPr>
-          <w:b/>
-          <w:bCs/>
-          <w:sz w:val="24"/>
-          <w:szCs w:val="24"/>
-        </w:rPr>
-        <w:t xml:space="preserve">L. CHANGE NOTIFICATION</w:t>
-      </w:r>
-    </w:p>
-    <w:p>
-      <w:pPr>
-        <w:spacing w:before="80" w:after="80"/>
-      </w:pPr>
-      <w:r>
-        <w:rPr>
-          <w:sz w:val="20"/>
-          <w:szCs w:val="20"/>
-        </w:rPr>
-        <w:t xml:space="preserve">{@vqSectionLXml}</w:t>
-      </w:r>
-    </w:p>
-    <w:p>
-      <w:pPr>
-        <w:spacing w:before="80" w:after="80"/>
-      </w:pPr>
-      <w:r>
-        <w:rPr>
-          <w:sz w:val="20"/>
-          <w:szCs w:val="20"/>
-        </w:rPr>
-        <w:t xml:space="preserve">{@vqSectionLNarrativeXml}</w:t>
-      </w:r>
-    </w:p>
-    <w:p>
-      <w:r>
-        <w:br w:type="page"/>
-      </w:r>
-    </w:p>
-    <w:p>
-      <w:pPr>
-        <w:spacing w:before="80" w:after="80"/>
-        <w:spacing w:before="240" w:after="80"/>
-      </w:pPr>
-      <w:r>
-        <w:rPr>
-          <w:b/>
-          <w:bCs/>
-          <w:sz w:val="24"/>
-          <w:szCs w:val="24"/>
-        </w:rPr>
-        <w:t xml:space="preserve">M. QUALITY AGREEMENT</w:t>
-      </w:r>
-    </w:p>
-    <w:p>
-      <w:pPr>
-        <w:spacing w:before="80" w:after="80"/>
-      </w:pPr>
-      <w:r>
-        <w:rPr>
-          <w:sz w:val="20"/>
-          <w:szCs w:val="20"/>
-        </w:rPr>
-        <w:t xml:space="preserve">{@vqSectionMXml}</w:t>
-      </w:r>
-    </w:p>
-    <w:p>
-      <w:pPr>
-        <w:spacing w:before="80" w:after="80"/>
-      </w:pPr>
-      <w:r>
-        <w:rPr>
-          <w:sz w:val="20"/>
-          <w:szCs w:val="20"/>
-        </w:rPr>
-        <w:t xml:space="preserve">{@vqSectionMNarrativeXml}</w:t>
-      </w:r>
-    </w:p>
-    <w:p>
-      <w:r>
-        <w:br w:type="page"/>
-      </w:r>
-    </w:p>
-    <w:p>
-      <w:pPr>
-        <w:spacing w:before="80" w:after="80"/>
-        <w:spacing w:before="240" w:after="80"/>
-      </w:pPr>
-      <w:r>
-        <w:rPr>
-          <w:b/>
-          <w:bCs/>
-          <w:sz w:val="24"/>
-          <w:szCs w:val="24"/>
-        </w:rPr>
-        <w:t xml:space="preserve">N. AUDIT CHECKLIST</w:t>
-      </w:r>
-    </w:p>
-    <w:p>
-      <w:pPr>
-        <w:spacing w:before="80" w:after="80"/>
-      </w:pPr>
-      <w:r>
-        <w:rPr>
-          <w:sz w:val="20"/>
-          <w:szCs w:val="20"/>
-        </w:rPr>
-        <w:t xml:space="preserve">{@vqSectionNXml}</w:t>
-      </w:r>
-    </w:p>
-    <w:p>
-      <w:pPr>
-        <w:spacing w:before="80" w:after="80"/>
-      </w:pPr>
-      <w:r>
-        <w:rPr>
-          <w:sz w:val="20"/>
-          <w:szCs w:val="20"/>
-        </w:rPr>
-        <w:t xml:space="preserve">{@vqSectionNNarrativeXml}</w:t>
-      </w:r>
-    </w:p>
-    <w:p>
-      <w:pPr>
-        <w:spacing w:before="80" w:after="80"/>
-      </w:pPr>
-      <w:r>
-        <w:rPr>
-          <w:sz w:val="20"/>
-          <w:szCs w:val="20"/>
-        </w:rPr>
-        <w:t xml:space="preserve">{@vqSectionNTableXml}</w:t>
-      </w:r>
-    </w:p>
-    <w:p>
-      <w:r>
-        <w:br w:type="page"/>
-      </w:r>
-    </w:p>
-    <w:p>
-      <w:pPr>
-        <w:spacing w:before="80" w:after="80"/>
-        <w:spacing w:before="240" w:after="80"/>
-      </w:pPr>
-      <w:r>
-        <w:rPr>
-          <w:b/>
-          <w:bCs/>
-          <w:sz w:val="24"/>
-          <w:szCs w:val="24"/>
-        </w:rPr>
-        <w:t xml:space="preserve">APPROVAL OF VENDOR QUALIFICATION (3xPER INNOVENTURE LTD)</w:t>
-      </w:r>
-    </w:p>
-    <w:p>
-      <w:pPr>
-        <w:spacing w:before="80" w:after="80"/>
-      </w:pPr>
-      <w:r>
-        <w:rPr>
-          <w:sz w:val="20"/>
-          <w:szCs w:val="20"/>
-        </w:rPr>
-        <w:t xml:space="preserve">{@vqScoringXml}</w:t>
-      </w:r>
-    </w:p>
-    <w:p>
-      <w:pPr>
-        <w:spacing w:before="80" w:after="80"/>
-      </w:pPr>
-      <w:r>
-        <w:rPr>
-          <w:sz w:val="20"/>
-          <w:szCs w:val="20"/>
-        </w:rPr>
-        <w:t xml:space="preserve">{@vqScoringNarrativeXml}</w:t>
-      </w:r>
-    </w:p>
-    <w:p>
-      <w:r>
-        <w:br w:type="page"/>
+        <w:t>{@vqBodyXml}</w:t>
       </w:r>
     </w:p>
     <w:sectPr>
@@ -1022,7 +13,7 @@
       <w:footerReference w:type="default" r:id="rId10"/>
       <w:headerReference w:type="first" r:id="rId11"/>
       <w:pgSz w:w="11909" w:h="16834" w:code="9"/>
-      <w:pgMar w:top="720" w:right="720" w:bottom="1008" w:left="720" w:header="720" w:footer="1008" w:gutter="0"/>
+      <w:pgMar w:top="720" w:right="720" w:bottom="720" w:left="720" w:header="1985" w:footer="1700" w:gutter="0"/>
       <w:cols w:space="720"/>
       <w:docGrid w:linePitch="272"/>
     </w:sectPr>
@@ -1052,268 +43,8 @@
 <file path=word/footer1.xml><?xml version="1.0" encoding="utf-8"?>
 <w:ftr xmlns:wpc="http://schemas.microsoft.com/office/word/2010/wordprocessingCanvas" xmlns:cx="http://schemas.microsoft.com/office/drawing/2014/chartex" xmlns:cx1="http://schemas.microsoft.com/office/drawing/2015/9/8/chartex" xmlns:cx2="http://schemas.microsoft.com/office/drawing/2015/10/21/chartex" xmlns:cx3="http://schemas.microsoft.com/office/drawing/2016/5/9/chartex" xmlns:cx4="http://schemas.microsoft.com/office/drawing/2016/5/10/chartex" xmlns:cx5="http://schemas.microsoft.com/office/drawing/2016/5/11/chartex" xmlns:cx6="http://schemas.microsoft.com/office/drawing/2016/5/12/chartex" xmlns:cx7="http://schemas.microsoft.com/office/drawing/2016/5/13/chartex" xmlns:cx8="http://schemas.microsoft.com/office/drawing/2016/5/14/chartex" xmlns:mc="http://schemas.openxmlformats.org/markup-compatibility/2006" xmlns:aink="http://schemas.microsoft.com/office/drawing/2016/ink" xmlns:am3d="http://schemas.microsoft.com/office/drawing/2017/model3d" xmlns:o="urn:schemas-microsoft-com:office:office" xmlns:oel="http://schemas.microsoft.com/office/2019/extlst" xmlns:r="http://schemas.openxmlformats.org/officeDocument/2006/relationships" xmlns:m="http://schemas.openxmlformats.org/officeDocument/2006/math" xmlns:v="urn:schemas-microsoft-com:vml" xmlns:wp14="http://schemas.microsoft.com/office/word/2010/wordprocessingDrawing" xmlns:wp="http://schemas.openxmlformats.org/drawingml/2006/wordprocessingDrawing" xmlns:w10="urn:schemas-microsoft-com:office:word" xmlns:w="http://schemas.openxmlformats.org/wordprocessingml/2006/main" xmlns:w14="http://schemas.microsoft.com/office/word/2010/wordml" xmlns:w15="http://schemas.microsoft.com/office/word/2012/wordml" xmlns:w16cex="http://schemas.microsoft.com/office/word/2018/wordml/cex" xmlns:w16cid="http://schemas.microsoft.com/office/word/2016/wordml/cid" xmlns:w16="http://schemas.microsoft.com/office/word/2018/wordml" xmlns:w16du="http://schemas.microsoft.com/office/word/2023/wordml/word16du" xmlns:w16sdtdh="http://schemas.microsoft.com/office/word/2020/wordml/sdtdatahash" xmlns:w16sdtfl="http://schemas.microsoft.com/office/word/2024/wordml/sdtformatlock" xmlns:w16se="http://schemas.microsoft.com/office/word/2015/wordml/symex" xmlns:wpg="http://schemas.microsoft.com/office/word/2010/wordprocessingGroup" xmlns:wpi="http://schemas.microsoft.com/office/word/2010/wordprocessingInk" xmlns:wne="http://schemas.microsoft.com/office/word/2006/wordml" xmlns:wps="http://schemas.microsoft.com/office/word/2010/wordprocessingShape" mc:Ignorable="w14 w15 w16se w16cid w16 w16cex w16sdtdh w16sdtfl w16du wp14">
   <w:p>
-    <w:pPr>
-      <w:pStyle w:val="Footer"/>
-      <w:tabs>
-        <w:tab w:val="clear" w:pos="4320"/>
-        <w:tab w:val="center" w:pos="5130"/>
-      </w:tabs>
-      <w:spacing w:before="80"/>
-      <w:ind w:right="-691"/>
-      <w:rPr>
-        <w:sz w:val="24"/>
-        <w:szCs w:val="24"/>
-      </w:rPr>
-    </w:pPr>
     <w:r>
-      <w:rPr>
-        <w:b/>
-        <w:noProof/>
-        <w:sz w:val="24"/>
-        <w:szCs w:val="24"/>
-        <w:lang w:val="en-IN" w:eastAsia="en-IN"/>
-      </w:rPr>
-      <mc:AlternateContent>
-        <mc:Choice Requires="wps">
-          <w:drawing>
-            <wp:anchor distT="0" distB="0" distL="114300" distR="114300" simplePos="0" relativeHeight="251661312" behindDoc="0" locked="0" layoutInCell="1" allowOverlap="1" wp14:anchorId="1CF74E5D" wp14:editId="03C55D93">
-              <wp:simplePos x="0" y="0"/>
-              <wp:positionH relativeFrom="column">
-                <wp:posOffset>-24765</wp:posOffset>
-              </wp:positionH>
-              <wp:positionV relativeFrom="paragraph">
-                <wp:posOffset>-6350</wp:posOffset>
-              </wp:positionV>
-              <wp:extent cx="6689725" cy="16510"/>
-              <wp:effectExtent l="19050" t="19050" r="34925" b="21590"/>
-              <wp:wrapNone/>
-              <wp:docPr id="2" name="Straight Connector 2"/>
-              <wp:cNvGraphicFramePr>
-                <a:graphicFrameLocks xmlns:a="http://schemas.openxmlformats.org/drawingml/2006/main"/>
-              </wp:cNvGraphicFramePr>
-              <a:graphic xmlns:a="http://schemas.openxmlformats.org/drawingml/2006/main">
-                <a:graphicData uri="http://schemas.microsoft.com/office/word/2010/wordprocessingShape">
-                  <wps:wsp>
-                    <wps:cNvCnPr>
-                      <a:cxnSpLocks noChangeShapeType="1"/>
-                    </wps:cNvCnPr>
-                    <wps:spPr bwMode="auto">
-                      <a:xfrm flipV="1">
-                        <a:off x="0" y="0"/>
-                        <a:ext cx="6689725" cy="16510"/>
-                      </a:xfrm>
-                      <a:prstGeom prst="line">
-                        <a:avLst/>
-                      </a:prstGeom>
-                      <a:noFill/>
-                      <a:ln w="38100" cmpd="dbl">
-                        <a:solidFill>
-                          <a:srgbClr val="000000"/>
-                        </a:solidFill>
-                        <a:round/>
-                        <a:headEnd/>
-                        <a:tailEnd/>
-                      </a:ln>
-                      <a:extLst>
-                        <a:ext uri="{909E8E84-426E-40DD-AFC4-6F175D3DCCD1}">
-                          <a14:hiddenFill xmlns:a14="http://schemas.microsoft.com/office/drawing/2010/main">
-                            <a:noFill/>
-                          </a14:hiddenFill>
-                        </a:ext>
-                      </a:extLst>
-                    </wps:spPr>
-                    <wps:bodyPr/>
-                  </wps:wsp>
-                </a:graphicData>
-              </a:graphic>
-              <wp14:sizeRelH relativeFrom="page">
-                <wp14:pctWidth>0</wp14:pctWidth>
-              </wp14:sizeRelH>
-              <wp14:sizeRelV relativeFrom="page">
-                <wp14:pctHeight>0</wp14:pctHeight>
-              </wp14:sizeRelV>
-            </wp:anchor>
-          </w:drawing>
-        </mc:Choice>
-        <mc:Fallback>
-          <w:pict>
-            <v:line w14:anchorId="78649C3D" id="Straight Connector 2" o:spid="_x0000_s1026" style="position:absolute;flip:y;z-index:251661312;visibility:visible;mso-wrap-style:square;mso-width-percent:0;mso-height-percent:0;mso-wrap-distance-left:9pt;mso-wrap-distance-top:0;mso-wrap-distance-right:9pt;mso-wrap-distance-bottom:0;mso-position-horizontal:absolute;mso-position-horizontal-relative:text;mso-position-vertical:absolute;mso-position-vertical-relative:text;mso-width-percent:0;mso-height-percent:0;mso-width-relative:page;mso-height-relative:page" from="-1.95pt,-.5pt" to="524.8pt,.8pt" o:gfxdata="UEsDBBQABgAIAAAAIQC2gziS/gAAAOEBAAATAAAAW0NvbnRlbnRfVHlwZXNdLnhtbJSRQU7DMBBF&#10;90jcwfIWJU67QAgl6YK0S0CoHGBkTxKLZGx5TGhvj5O2G0SRWNoz/78nu9wcxkFMGNg6quQqL6RA&#10;0s5Y6ir5vt9lD1JwBDIwOMJKHpHlpr69KfdHjyxSmriSfYz+USnWPY7AufNIadK6MEJMx9ApD/oD&#10;OlTrorhX2lFEilmcO2RdNtjC5xDF9pCuTyYBB5bi6bQ4syoJ3g9WQ0ymaiLzg5KdCXlKLjvcW893&#10;SUOqXwnz5DrgnHtJTxOsQfEKIT7DmDSUCaxw7Rqn8787ZsmRM9e2VmPeBN4uqYvTtW7jvijg9N/y&#10;JsXecLq0q+WD6m8AAAD//wMAUEsDBBQABgAIAAAAIQA4/SH/1gAAAJQBAAALAAAAX3JlbHMvLnJl&#10;bHOkkMFqwzAMhu+DvYPRfXGawxijTi+j0GvpHsDYimMaW0Yy2fr2M4PBMnrbUb/Q94l/f/hMi1qR&#10;JVI2sOt6UJgd+ZiDgffL8ekFlFSbvV0oo4EbChzGx4f9GRdb25HMsYhqlCwG5lrLq9biZkxWOiqY&#10;22YiTra2kYMu1l1tQD30/bPm3wwYN0x18gb45AdQl1tp5j/sFB2T0FQ7R0nTNEV3j6o9feQzro1i&#10;OWA14Fm+Q8a1a8+Bvu/d/dMb2JY5uiPbhG/ktn4cqGU/er3pcvwCAAD//wMAUEsDBBQABgAIAAAA&#10;IQD+OCx1wwEAAGIDAAAOAAAAZHJzL2Uyb0RvYy54bWysU01v2zAMvQ/YfxB0X2xnaJYZcXpI1126&#10;LUC73Wl92MJkURCVOPn3k9QsLbbbMB8ISiSfHx+pze1psuyoAhl0HW8WNWfKCZTGDR3//nT/bs0Z&#10;RXASLDrV8bMifrt9+2Yz+1YtcUQrVWAJxFE7+46PMfq2qkiMagJaoFcuBTWGCWI6hqGSAeaEPtlq&#10;WderasYgfUChiNLt3XOQbwu+1krEb1qTisx2PHGLxYZi+2yr7QbaIYAfjbjQgH9gMYFx6adXqDuI&#10;wA7B/AU1GRGQUMeFwKlCrY1QpYfUTVP/0c3jCF6VXpI45K8y0f+DFV+PO7cPmbo4uUf/gOInMYe7&#10;EdygCoGns0+Da7JU1eypvZbkA/l9YP38BWXKgUPEosJJh4lpa/yPXJjBU6fsVGQ/X2VXp8hEulyt&#10;1h8/LG84EynWrG6aMpYK2gyTi32g+FnhxLLTcWtcVgVaOD5QzLReUvK1w3tjbZmsdWzu+Pt1U6fh&#10;i8nLjsvelmJCa2ROzCUUhn5nAztC3pPylX5T5HVawIOTBXhUID9d/AjGPvuJiHUXmbIyeQ2p7VGe&#10;9+G3fGmQhfFl6fKmvD6X6pensf0FAAD//wMAUEsDBBQABgAIAAAAIQBuiGMP2wAAAAgBAAAPAAAA&#10;ZHJzL2Rvd25yZXYueG1sTI/NTsNADITvSLzDykjc2t2WKqIhm6pC0DuhUq9u1k0isj9kN014e9wT&#10;nGxrRuNvit1se3GlIXbeaVgtFQhytTedazQcP98XzyBiQmew9440/FCEXXl/V2Bu/OQ+6FqlRnCI&#10;izlqaFMKuZSxbsliXPpAjrWLHywmPodGmgEnDre9XCuVSYud4w8tBnptqf6qRqthHfaHyY9vbagw&#10;nY5SXQ6bb6n148O8fwGRaE5/ZrjhMzqUzHT2ozNR9BoWT1t28lxxpZuuNtsMxJm3DGRZyP8Fyl8A&#10;AAD//wMAUEsBAi0AFAAGAAgAAAAhALaDOJL+AAAA4QEAABMAAAAAAAAAAAAAAAAAAAAAAFtDb250&#10;ZW50X1R5cGVzXS54bWxQSwECLQAUAAYACAAAACEAOP0h/9YAAACUAQAACwAAAAAAAAAAAAAAAAAv&#10;AQAAX3JlbHMvLnJlbHNQSwECLQAUAAYACAAAACEA/jgsdcMBAABiAwAADgAAAAAAAAAAAAAAAAAu&#10;AgAAZHJzL2Uyb0RvYy54bWxQSwECLQAUAAYACAAAACEAbohjD9sAAAAIAQAADwAAAAAAAAAAAAAA&#10;AAAdBAAAZHJzL2Rvd25yZXYueG1sUEsFBgAAAAAEAAQA8wAAACUFAAAAAA==&#10;" strokeweight="3pt">
-              <v:stroke linestyle="thinThin"/>
-            </v:line>
-          </w:pict>
-        </mc:Fallback>
-      </mc:AlternateContent>
-    </w:r>
-    <w:r>
-      <w:rPr>
-        <w:b/>
-        <w:sz w:val="24"/>
-        <w:szCs w:val="24"/>
-      </w:rPr>
-      <w:t>Prepared: Anantha Kumar D · Reviewed: Sarat Kumar Y · Approved: Narayan Kumar S</w:t>
-    </w:r>
-    <w:r>
-      <w:rPr>
-        <w:sz w:val="24"/>
-        <w:szCs w:val="24"/>
-      </w:rPr>
-      <w:t xml:space="preserve">                </w:t>
-    </w:r>
-    <w:r>
-      <w:rPr>
-        <w:sz w:val="24"/>
-        <w:szCs w:val="24"/>
-      </w:rPr>
-      <w:tab/>
-    </w:r>
-    <w:r>
-      <w:rPr>
-        <w:sz w:val="24"/>
-        <w:szCs w:val="24"/>
-      </w:rPr>
-      <w:t xml:space="preserve">                  </w:t>
-    </w:r>
-    <w:r>
-      <w:rPr>
-        <w:sz w:val="24"/>
-        <w:szCs w:val="24"/>
-      </w:rPr>
-      <w:t xml:space="preserve">Page </w:t>
-    </w:r>
-    <w:r>
-      <w:rPr>
-        <w:sz w:val="24"/>
-        <w:szCs w:val="24"/>
-      </w:rPr>
-      <w:fldChar w:fldCharType="begin"/>
-    </w:r>
-    <w:r>
-      <w:rPr>
-        <w:sz w:val="24"/>
-        <w:szCs w:val="24"/>
-      </w:rPr>
-      <w:instrText xml:space="preserve"> PAGE </w:instrText>
-    </w:r>
-    <w:r>
-      <w:rPr>
-        <w:sz w:val="24"/>
-        <w:szCs w:val="24"/>
-      </w:rPr>
-      <w:fldChar w:fldCharType="separate"/>
-    </w:r>
-    <w:r>
-      <w:rPr>
-        <w:noProof/>
-        <w:sz w:val="24"/>
-        <w:szCs w:val="24"/>
-      </w:rPr>
-      <w:t>8</w:t>
-    </w:r>
-    <w:r>
-      <w:rPr>
-        <w:sz w:val="24"/>
-        <w:szCs w:val="24"/>
-      </w:rPr>
-      <w:fldChar w:fldCharType="end"/>
-    </w:r>
-    <w:r>
-      <w:rPr>
-        <w:sz w:val="24"/>
-        <w:szCs w:val="24"/>
-      </w:rPr>
-      <w:t xml:space="preserve"> of </w:t>
-    </w:r>
-    <w:r>
-      <w:rPr>
-        <w:sz w:val="24"/>
-        <w:szCs w:val="24"/>
-      </w:rPr>
-      <w:fldChar w:fldCharType="begin"/>
-    </w:r>
-    <w:r>
-      <w:rPr>
-        <w:sz w:val="24"/>
-        <w:szCs w:val="24"/>
-      </w:rPr>
-      <w:instrText xml:space="preserve"> NUMPAGES </w:instrText>
-    </w:r>
-    <w:r>
-      <w:rPr>
-        <w:sz w:val="24"/>
-        <w:szCs w:val="24"/>
-      </w:rPr>
-      <w:fldChar w:fldCharType="separate"/>
-    </w:r>
-    <w:r>
-      <w:rPr>
-        <w:noProof/>
-        <w:sz w:val="24"/>
-        <w:szCs w:val="24"/>
-      </w:rPr>
-      <w:t>8</w:t>
-    </w:r>
-    <w:r>
-      <w:rPr>
-        <w:sz w:val="24"/>
-        <w:szCs w:val="24"/>
-      </w:rPr>
-      <w:fldChar w:fldCharType="end"/>
-    </w:r>
-    <w:r>
-      <w:rPr>
-        <w:sz w:val="24"/>
-        <w:szCs w:val="24"/>
-      </w:rPr>
-      <w:t xml:space="preserve">   </w:t>
-    </w:r>
-    <w:r>
-      <w:rPr>
-        <w:sz w:val="24"/>
-        <w:szCs w:val="24"/>
-      </w:rPr>
-      <w:t xml:space="preserve"> </w:t>
-    </w:r>
-    <w:r>
-      <w:rPr>
-        <w:sz w:val="24"/>
-        <w:szCs w:val="24"/>
-      </w:rPr>
-      <w:t xml:space="preserve">                      </w:t>
-    </w:r>
-    <w:r>
-      <w:rPr>
-        <w:sz w:val="24"/>
-        <w:szCs w:val="24"/>
-      </w:rPr>
-      <w:t xml:space="preserve">  </w:t>
-    </w:r>
-    <w:r>
-      <w:rPr>
-        <w:sz w:val="24"/>
-        <w:szCs w:val="24"/>
-      </w:rPr>
-      <w:t>QAD</w:t>
-    </w:r>
-    <w:r>
-      <w:rPr>
-        <w:sz w:val="24"/>
-        <w:szCs w:val="24"/>
-      </w:rPr>
-      <w:t>-SOP-MS-001-F04</w:t>
-    </w:r>
-    <w:r>
-      <w:rPr>
-        <w:sz w:val="24"/>
-        <w:szCs w:val="24"/>
-      </w:rPr>
-      <w:t> Rev </w:t>
-    </w:r>
-    <w:r>
-      <w:rPr>
-        <w:sz w:val="24"/>
-        <w:szCs w:val="24"/>
-      </w:rPr>
-      <w:t>01</w:t>
+      <w:t>{@vqFooterXml}</w:t>
     </w:r>
   </w:p>
 </w:ftr>
@@ -1340,46 +71,555 @@
 
 <file path=word/header1.xml><?xml version="1.0" encoding="utf-8"?>
 <w:hdr xmlns:wpc="http://schemas.microsoft.com/office/word/2010/wordprocessingCanvas" xmlns:cx="http://schemas.microsoft.com/office/drawing/2014/chartex" xmlns:cx1="http://schemas.microsoft.com/office/drawing/2015/9/8/chartex" xmlns:cx2="http://schemas.microsoft.com/office/drawing/2015/10/21/chartex" xmlns:cx3="http://schemas.microsoft.com/office/drawing/2016/5/9/chartex" xmlns:cx4="http://schemas.microsoft.com/office/drawing/2016/5/10/chartex" xmlns:cx5="http://schemas.microsoft.com/office/drawing/2016/5/11/chartex" xmlns:cx6="http://schemas.microsoft.com/office/drawing/2016/5/12/chartex" xmlns:cx7="http://schemas.microsoft.com/office/drawing/2016/5/13/chartex" xmlns:cx8="http://schemas.microsoft.com/office/drawing/2016/5/14/chartex" xmlns:mc="http://schemas.openxmlformats.org/markup-compatibility/2006" xmlns:aink="http://schemas.microsoft.com/office/drawing/2016/ink" xmlns:am3d="http://schemas.microsoft.com/office/drawing/2017/model3d" xmlns:o="urn:schemas-microsoft-com:office:office" xmlns:oel="http://schemas.microsoft.com/office/2019/extlst" xmlns:r="http://schemas.openxmlformats.org/officeDocument/2006/relationships" xmlns:m="http://schemas.openxmlformats.org/officeDocument/2006/math" xmlns:v="urn:schemas-microsoft-com:vml" xmlns:wp14="http://schemas.microsoft.com/office/word/2010/wordprocessingDrawing" xmlns:wp="http://schemas.openxmlformats.org/drawingml/2006/wordprocessingDrawing" xmlns:w10="urn:schemas-microsoft-com:office:word" xmlns:w="http://schemas.openxmlformats.org/wordprocessingml/2006/main" xmlns:w14="http://schemas.microsoft.com/office/word/2010/wordml" xmlns:w15="http://schemas.microsoft.com/office/word/2012/wordml" xmlns:w16cex="http://schemas.microsoft.com/office/word/2018/wordml/cex" xmlns:w16cid="http://schemas.microsoft.com/office/word/2016/wordml/cid" xmlns:w16="http://schemas.microsoft.com/office/word/2018/wordml" xmlns:w16du="http://schemas.microsoft.com/office/word/2023/wordml/word16du" xmlns:w16sdtdh="http://schemas.microsoft.com/office/word/2020/wordml/sdtdatahash" xmlns:w16sdtfl="http://schemas.microsoft.com/office/word/2024/wordml/sdtformatlock" xmlns:w16se="http://schemas.microsoft.com/office/word/2015/wordml/symex" xmlns:wpg="http://schemas.microsoft.com/office/word/2010/wordprocessingGroup" xmlns:wpi="http://schemas.microsoft.com/office/word/2010/wordprocessingInk" xmlns:wne="http://schemas.microsoft.com/office/word/2006/wordml" xmlns:wps="http://schemas.microsoft.com/office/word/2010/wordprocessingShape" mc:Ignorable="w14 w15 w16se w16cid w16 w16cex w16sdtdh w16sdtfl w16du wp14">
+  <w:tbl>
+    <w:tblPr>
+      <w:tblW w:w="10440" w:type="dxa"/>
+      <w:jc w:val="center"/>
+      <w:tblBorders>
+        <w:top w:val="single" w:sz="4" w:space="0" w:color="000000"/>
+        <w:left w:val="single" w:sz="4" w:space="0" w:color="000000"/>
+        <w:bottom w:val="single" w:sz="4" w:space="0" w:color="000000"/>
+        <w:right w:val="single" w:sz="4" w:space="0" w:color="000000"/>
+        <w:insideH w:val="single" w:sz="4" w:space="0" w:color="000000"/>
+        <w:insideV w:val="single" w:sz="4" w:space="0" w:color="000000"/>
+      </w:tblBorders>
+      <w:tblLayout w:type="fixed"/>
+      <w:tblCellMar>
+        <w:left w:w="80" w:type="dxa"/>
+        <w:right w:w="80" w:type="dxa"/>
+      </w:tblCellMar>
+    </w:tblPr>
+    <w:tblGrid>
+      <w:gridCol w:w="1378"/>
+      <w:gridCol w:w="2248"/>
+      <w:gridCol w:w="3625"/>
+      <w:gridCol w:w="1522"/>
+      <w:gridCol w:w="1667"/>
+    </w:tblGrid>
+    <w:tr>
+      <w:trPr>
+        <w:cantSplit/>
+        <w:trHeight w:val="760" w:hRule="atLeast"/>
+        <w:jc w:val="center"/>
+      </w:trPr>
+      <w:tc>
+        <w:tcPr>
+          <w:tcW w:w="1378" w:type="dxa"/>
+          <w:vMerge w:val="restart"/>
+          <w:vAlign w:val="center"/>
+        </w:tcPr>
+        <w:p>
+          <w:pPr>
+            <w:spacing w:before="20" w:after="20" w:line="240" w:lineRule="auto"/>
+            <w:jc w:val="center"/>
+            <w:rPr>
+              <w:sz w:val="22"/>
+            </w:rPr>
+          </w:pPr>
+          <w:r>
+            <w:rPr>
+              <w:noProof/>
+            </w:rPr>
+            <w:drawing>
+              <wp:inline distT="0" distB="0" distL="0" distR="0">
+                <wp:extent cx="777240" cy="310896"/>
+                <wp:effectExtent l="0" t="0" r="0" b="0"/>
+                <wp:docPr id="1" name="3xper logo"/>
+                <wp:cNvGraphicFramePr>
+                  <a:graphicFrameLocks xmlns:a="http://schemas.openxmlformats.org/drawingml/2006/main" noChangeAspect="1"/>
+                </wp:cNvGraphicFramePr>
+                <a:graphic xmlns:a="http://schemas.openxmlformats.org/drawingml/2006/main">
+                  <a:graphicData uri="http://schemas.openxmlformats.org/drawingml/2006/picture">
+                    <pic:pic xmlns:pic="http://schemas.openxmlformats.org/drawingml/2006/picture">
+                      <pic:nvPicPr>
+                        <pic:cNvPr id="0" name="logo-3xper.png"/>
+                        <pic:cNvPicPr/>
+                      </pic:nvPicPr>
+                      <pic:blipFill>
+                        <a:blip r:embed="rId1"/>
+                        <a:stretch>
+                          <a:fillRect/>
+                        </a:stretch>
+                      </pic:blipFill>
+                      <pic:spPr>
+                        <a:xfrm>
+                          <a:off x="0" y="0"/>
+                          <a:ext cx="777240" cy="310896"/>
+                        </a:xfrm>
+                        <a:prstGeom prst="rect">
+                          <a:avLst/>
+                        </a:prstGeom>
+                      </pic:spPr>
+                    </pic:pic>
+                  </a:graphicData>
+                </a:graphic>
+              </wp:inline>
+            </w:drawing>
+          </w:r>
+        </w:p>
+      </w:tc>
+      <w:tc>
+        <w:tcPr>
+          <w:tcW w:w="2248" w:type="dxa"/>
+          <w:vAlign w:val="center"/>
+        </w:tcPr>
+        <w:p>
+          <w:pPr>
+            <w:spacing w:before="20" w:after="20" w:line="240" w:lineRule="auto"/>
+            <w:jc w:val="left"/>
+            <w:rPr>
+              <w:sz w:val="22"/>
+            </w:rPr>
+          </w:pPr>
+          <w:r>
+            <w:rPr>
+              <w:rFonts w:ascii="Times New Roman" w:hAnsi="Times New Roman" w:eastAsia="Times New Roman" w:cs="Times New Roman"/>
+              <w:b/>
+              <w:bCs/>
+              <w:sz w:val="22"/>
+              <w:szCs w:val="22"/>
+            </w:rPr>
+            <w:t xml:space="preserve">Document Name</w:t>
+          </w:r>
+        </w:p>
+      </w:tc>
+      <w:tc>
+        <w:tcPr>
+          <w:tcW w:w="3625" w:type="dxa"/>
+          <w:vAlign w:val="center"/>
+        </w:tcPr>
+        <w:p>
+          <w:pPr>
+            <w:spacing w:before="20" w:after="20" w:line="240" w:lineRule="auto"/>
+            <w:jc w:val="center"/>
+            <w:rPr>
+              <w:sz w:val="22"/>
+            </w:rPr>
+          </w:pPr>
+          <w:r>
+            <w:rPr>
+              <w:rFonts w:ascii="Times New Roman" w:hAnsi="Times New Roman" w:eastAsia="Times New Roman" w:cs="Times New Roman"/>
+              <w:b/>
+              <w:bCs/>
+              <w:sz w:val="22"/>
+              <w:szCs w:val="22"/>
+            </w:rPr>
+            <w:t xml:space="preserve">VENDOR QUALIFICATION</w:t>
+          </w:r>
+        </w:p>
+        <w:p>
+          <w:pPr>
+            <w:spacing w:before="20" w:after="20" w:line="240" w:lineRule="auto"/>
+            <w:jc w:val="center"/>
+            <w:rPr>
+              <w:sz w:val="22"/>
+            </w:rPr>
+          </w:pPr>
+          <w:r>
+            <w:rPr>
+              <w:rFonts w:ascii="Times New Roman" w:hAnsi="Times New Roman" w:eastAsia="Times New Roman" w:cs="Times New Roman"/>
+              <w:b/>
+              <w:bCs/>
+              <w:sz w:val="22"/>
+              <w:szCs w:val="22"/>
+            </w:rPr>
+            <w:t xml:space="preserve">FOR KSM/KRM/ CRITICAL</w:t>
+          </w:r>
+        </w:p>
+        <w:p>
+          <w:pPr>
+            <w:spacing w:before="20" w:after="20" w:line="240" w:lineRule="auto"/>
+            <w:jc w:val="center"/>
+            <w:rPr>
+              <w:sz w:val="22"/>
+            </w:rPr>
+          </w:pPr>
+          <w:r>
+            <w:rPr>
+              <w:rFonts w:ascii="Times New Roman" w:hAnsi="Times New Roman" w:eastAsia="Times New Roman" w:cs="Times New Roman"/>
+              <w:b/>
+              <w:bCs/>
+              <w:sz w:val="22"/>
+              <w:szCs w:val="22"/>
+            </w:rPr>
+            <w:t xml:space="preserve">RAW MATERIALS</w:t>
+          </w:r>
+        </w:p>
+      </w:tc>
+      <w:tc>
+        <w:tcPr>
+          <w:tcW w:w="3189" w:type="dxa"/>
+          <w:gridSpan w:val="2"/>
+          <w:vMerge w:val="restart"/>
+          <w:vAlign w:val="center"/>
+        </w:tcPr>
+        <w:p>
+          <w:pPr>
+            <w:spacing w:before="20" w:after="20" w:line="240" w:lineRule="auto"/>
+            <w:jc w:val="center"/>
+            <w:rPr>
+              <w:sz w:val="22"/>
+            </w:rPr>
+          </w:pPr>
+          <w:r>
+            <w:rPr>
+              <w:rFonts w:ascii="Times New Roman" w:hAnsi="Times New Roman" w:eastAsia="Times New Roman" w:cs="Times New Roman"/>
+              <w:sz w:val="22"/>
+              <w:szCs w:val="22"/>
+            </w:rPr>
+            <w:t xml:space="preserve">3xper Innoventure Ltd,</w:t>
+          </w:r>
+        </w:p>
+        <w:p>
+          <w:pPr>
+            <w:spacing w:before="20" w:after="20" w:line="240" w:lineRule="auto"/>
+            <w:jc w:val="center"/>
+            <w:rPr>
+              <w:sz w:val="22"/>
+            </w:rPr>
+          </w:pPr>
+          <w:r>
+            <w:rPr>
+              <w:rFonts w:ascii="Times New Roman" w:hAnsi="Times New Roman" w:eastAsia="Times New Roman" w:cs="Times New Roman"/>
+              <w:sz w:val="22"/>
+              <w:szCs w:val="22"/>
+            </w:rPr>
+            <w:t xml:space="preserve">Plot No. 53, Part 54 &amp; 55,</w:t>
+          </w:r>
+        </w:p>
+        <w:p>
+          <w:pPr>
+            <w:spacing w:before="20" w:after="20" w:line="240" w:lineRule="auto"/>
+            <w:jc w:val="center"/>
+            <w:rPr>
+              <w:sz w:val="22"/>
+            </w:rPr>
+          </w:pPr>
+          <w:r>
+            <w:rPr>
+              <w:rFonts w:ascii="Times New Roman" w:hAnsi="Times New Roman" w:eastAsia="Times New Roman" w:cs="Times New Roman"/>
+              <w:sz w:val="22"/>
+              <w:szCs w:val="22"/>
+            </w:rPr>
+            <w:t xml:space="preserve">Palachur Village,</w:t>
+          </w:r>
+        </w:p>
+        <w:p>
+          <w:pPr>
+            <w:spacing w:before="20" w:after="20" w:line="240" w:lineRule="auto"/>
+            <w:jc w:val="center"/>
+            <w:rPr>
+              <w:sz w:val="22"/>
+            </w:rPr>
+          </w:pPr>
+          <w:r>
+            <w:rPr>
+              <w:rFonts w:ascii="Times New Roman" w:hAnsi="Times New Roman" w:eastAsia="Times New Roman" w:cs="Times New Roman"/>
+              <w:sz w:val="22"/>
+              <w:szCs w:val="22"/>
+            </w:rPr>
+            <w:t xml:space="preserve">Naidupeta SEZ – 524421</w:t>
+          </w:r>
+        </w:p>
+      </w:tc>
+    </w:tr>
+    <w:tr>
+      <w:trPr>
+        <w:cantSplit/>
+        <w:trHeight w:val="480" w:hRule="atLeast"/>
+        <w:jc w:val="center"/>
+      </w:trPr>
+      <w:tc>
+        <w:tcPr>
+          <w:tcW w:w="1378" w:type="dxa"/>
+          <w:vMerge w:val="continue"/>
+          <w:vAlign w:val="center"/>
+        </w:tcPr>
+        <w:p>
+          <w:pPr>
+            <w:spacing w:before="20" w:after="20" w:line="240" w:lineRule="auto"/>
+            <w:jc w:val="left"/>
+            <w:rPr>
+              <w:sz w:val="22"/>
+            </w:rPr>
+          </w:pPr>
+        </w:p>
+      </w:tc>
+      <w:tc>
+        <w:tcPr>
+          <w:tcW w:w="2248" w:type="dxa"/>
+          <w:vAlign w:val="center"/>
+        </w:tcPr>
+        <w:p>
+          <w:pPr>
+            <w:spacing w:before="20" w:after="20" w:line="240" w:lineRule="auto"/>
+            <w:jc w:val="left"/>
+            <w:rPr>
+              <w:sz w:val="22"/>
+            </w:rPr>
+          </w:pPr>
+          <w:r>
+            <w:rPr>
+              <w:rFonts w:ascii="Times New Roman" w:hAnsi="Times New Roman" w:eastAsia="Times New Roman" w:cs="Times New Roman"/>
+              <w:b/>
+              <w:bCs/>
+              <w:sz w:val="22"/>
+              <w:szCs w:val="22"/>
+            </w:rPr>
+            <w:t xml:space="preserve">Document Number</w:t>
+          </w:r>
+        </w:p>
+      </w:tc>
+      <w:tc>
+        <w:tcPr>
+          <w:tcW w:w="3625" w:type="dxa"/>
+          <w:vAlign w:val="center"/>
+        </w:tcPr>
+        <w:p>
+          <w:pPr>
+            <w:spacing w:before="20" w:after="20" w:line="240" w:lineRule="auto"/>
+            <w:jc w:val="center"/>
+            <w:rPr>
+              <w:sz w:val="22"/>
+            </w:rPr>
+          </w:pPr>
+          <w:r>
+            <w:rPr>
+              <w:rFonts w:ascii="Times New Roman" w:hAnsi="Times New Roman" w:eastAsia="Times New Roman" w:cs="Times New Roman"/>
+              <w:sz w:val="22"/>
+              <w:szCs w:val="22"/>
+            </w:rPr>
+            <w:t xml:space="preserve">QAD-SOP-MS-001-F04</w:t>
+          </w:r>
+        </w:p>
+      </w:tc>
+      <w:tc>
+        <w:tcPr>
+          <w:tcW w:w="3189" w:type="dxa"/>
+          <w:gridSpan w:val="2"/>
+          <w:vMerge w:val="continue"/>
+          <w:vAlign w:val="center"/>
+        </w:tcPr>
+        <w:p>
+          <w:pPr>
+            <w:spacing w:before="20" w:after="20" w:line="240" w:lineRule="auto"/>
+            <w:jc w:val="left"/>
+            <w:rPr>
+              <w:sz w:val="22"/>
+            </w:rPr>
+          </w:pPr>
+        </w:p>
+      </w:tc>
+    </w:tr>
+    <w:tr>
+      <w:trPr>
+        <w:cantSplit/>
+        <w:trHeight w:val="440" w:hRule="atLeast"/>
+        <w:jc w:val="center"/>
+      </w:trPr>
+      <w:tc>
+        <w:tcPr>
+          <w:tcW w:w="1378" w:type="dxa"/>
+          <w:vMerge w:val="continue"/>
+          <w:vAlign w:val="center"/>
+        </w:tcPr>
+        <w:p>
+          <w:pPr>
+            <w:spacing w:before="20" w:after="20" w:line="240" w:lineRule="auto"/>
+            <w:jc w:val="left"/>
+            <w:rPr>
+              <w:sz w:val="22"/>
+            </w:rPr>
+          </w:pPr>
+        </w:p>
+      </w:tc>
+      <w:tc>
+        <w:tcPr>
+          <w:tcW w:w="2248" w:type="dxa"/>
+          <w:vAlign w:val="center"/>
+        </w:tcPr>
+        <w:p>
+          <w:pPr>
+            <w:spacing w:before="20" w:after="20" w:line="240" w:lineRule="auto"/>
+            <w:jc w:val="left"/>
+            <w:rPr>
+              <w:sz w:val="22"/>
+            </w:rPr>
+          </w:pPr>
+          <w:r>
+            <w:rPr>
+              <w:rFonts w:ascii="Times New Roman" w:hAnsi="Times New Roman" w:eastAsia="Times New Roman" w:cs="Times New Roman"/>
+              <w:b/>
+              <w:bCs/>
+              <w:sz w:val="22"/>
+              <w:szCs w:val="22"/>
+            </w:rPr>
+            <w:t xml:space="preserve">Revision Number</w:t>
+          </w:r>
+        </w:p>
+      </w:tc>
+      <w:tc>
+        <w:tcPr>
+          <w:tcW w:w="3625" w:type="dxa"/>
+          <w:vAlign w:val="center"/>
+        </w:tcPr>
+        <w:p>
+          <w:pPr>
+            <w:spacing w:before="20" w:after="20" w:line="240" w:lineRule="auto"/>
+            <w:jc w:val="center"/>
+            <w:rPr>
+              <w:sz w:val="22"/>
+            </w:rPr>
+          </w:pPr>
+          <w:r>
+            <w:rPr>
+              <w:rFonts w:ascii="Times New Roman" w:hAnsi="Times New Roman" w:eastAsia="Times New Roman" w:cs="Times New Roman"/>
+              <w:b/>
+              <w:bCs/>
+              <w:sz w:val="22"/>
+              <w:szCs w:val="22"/>
+            </w:rPr>
+            <w:t xml:space="preserve">01</w:t>
+          </w:r>
+        </w:p>
+      </w:tc>
+      <w:tc>
+        <w:tcPr>
+          <w:tcW w:w="1522" w:type="dxa"/>
+          <w:vAlign w:val="center"/>
+        </w:tcPr>
+        <w:p>
+          <w:pPr>
+            <w:spacing w:before="20" w:after="20" w:line="240" w:lineRule="auto"/>
+            <w:jc w:val="left"/>
+            <w:rPr>
+              <w:sz w:val="22"/>
+            </w:rPr>
+          </w:pPr>
+          <w:r>
+            <w:rPr>
+              <w:rFonts w:ascii="Times New Roman" w:hAnsi="Times New Roman" w:eastAsia="Times New Roman" w:cs="Times New Roman"/>
+              <w:b/>
+              <w:bCs/>
+              <w:sz w:val="22"/>
+              <w:szCs w:val="22"/>
+            </w:rPr>
+            <w:t xml:space="preserve">Page No</w:t>
+          </w:r>
+        </w:p>
+      </w:tc>
+      <w:tc>
+        <w:tcPr>
+          <w:tcW w:w="1667" w:type="dxa"/>
+          <w:vAlign w:val="center"/>
+        </w:tcPr>
+        <w:p>
+          <w:pPr>
+            <w:spacing w:before="20" w:after="20" w:line="240" w:lineRule="auto"/>
+            <w:jc w:val="center"/>
+            <w:rPr>
+              <w:sz w:val="22"/>
+            </w:rPr>
+          </w:pPr>
+          <w:r>
+            <w:rPr>
+              <w:rFonts w:ascii="Times New Roman" w:hAnsi="Times New Roman" w:eastAsia="Times New Roman" w:cs="Times New Roman"/>
+              <w:sz w:val="22"/>
+              <w:szCs w:val="22"/>
+            </w:rPr>
+            <w:fldChar w:fldCharType="begin"/>
+          </w:r>
+          <w:r>
+            <w:rPr>
+              <w:rFonts w:ascii="Times New Roman" w:hAnsi="Times New Roman" w:eastAsia="Times New Roman" w:cs="Times New Roman"/>
+              <w:sz w:val="22"/>
+              <w:szCs w:val="22"/>
+            </w:rPr>
+            <w:instrText xml:space="preserve"> PAGE </w:instrText>
+          </w:r>
+          <w:r>
+            <w:rPr>
+              <w:rFonts w:ascii="Times New Roman" w:hAnsi="Times New Roman" w:eastAsia="Times New Roman" w:cs="Times New Roman"/>
+              <w:sz w:val="22"/>
+              <w:szCs w:val="22"/>
+            </w:rPr>
+            <w:fldChar w:fldCharType="separate"/>
+          </w:r>
+          <w:r>
+            <w:rPr>
+              <w:rFonts w:ascii="Times New Roman" w:hAnsi="Times New Roman" w:eastAsia="Times New Roman" w:cs="Times New Roman"/>
+              <w:sz w:val="22"/>
+              <w:szCs w:val="22"/>
+            </w:rPr>
+            <w:t>1</w:t>
+          </w:r>
+          <w:r>
+            <w:rPr>
+              <w:rFonts w:ascii="Times New Roman" w:hAnsi="Times New Roman" w:eastAsia="Times New Roman" w:cs="Times New Roman"/>
+              <w:sz w:val="22"/>
+              <w:szCs w:val="22"/>
+            </w:rPr>
+            <w:fldChar w:fldCharType="end"/>
+          </w:r>
+          <w:r>
+            <w:rPr>
+              <w:rFonts w:ascii="Times New Roman" w:hAnsi="Times New Roman" w:eastAsia="Times New Roman" w:cs="Times New Roman"/>
+              <w:sz w:val="22"/>
+              <w:szCs w:val="22"/>
+            </w:rPr>
+            <w:t xml:space="preserve"> of </w:t>
+          </w:r>
+          <w:r>
+            <w:rPr>
+              <w:rFonts w:ascii="Times New Roman" w:hAnsi="Times New Roman" w:eastAsia="Times New Roman" w:cs="Times New Roman"/>
+              <w:sz w:val="22"/>
+              <w:szCs w:val="22"/>
+            </w:rPr>
+            <w:fldChar w:fldCharType="begin"/>
+          </w:r>
+          <w:r>
+            <w:rPr>
+              <w:rFonts w:ascii="Times New Roman" w:hAnsi="Times New Roman" w:eastAsia="Times New Roman" w:cs="Times New Roman"/>
+              <w:sz w:val="22"/>
+              <w:szCs w:val="22"/>
+            </w:rPr>
+            <w:instrText xml:space="preserve"> NUMPAGES </w:instrText>
+          </w:r>
+          <w:r>
+            <w:rPr>
+              <w:rFonts w:ascii="Times New Roman" w:hAnsi="Times New Roman" w:eastAsia="Times New Roman" w:cs="Times New Roman"/>
+              <w:sz w:val="22"/>
+              <w:szCs w:val="22"/>
+            </w:rPr>
+            <w:fldChar w:fldCharType="separate"/>
+          </w:r>
+          <w:r>
+            <w:rPr>
+              <w:rFonts w:ascii="Times New Roman" w:hAnsi="Times New Roman" w:eastAsia="Times New Roman" w:cs="Times New Roman"/>
+              <w:sz w:val="22"/>
+              <w:szCs w:val="22"/>
+            </w:rPr>
+            <w:t>1</w:t>
+          </w:r>
+          <w:r>
+            <w:rPr>
+              <w:rFonts w:ascii="Times New Roman" w:hAnsi="Times New Roman" w:eastAsia="Times New Roman" w:cs="Times New Roman"/>
+              <w:sz w:val="22"/>
+              <w:szCs w:val="22"/>
+            </w:rPr>
+            <w:fldChar w:fldCharType="end"/>
+          </w:r>
+        </w:p>
+      </w:tc>
+    </w:tr>
+  </w:tbl>
   <w:p>
     <w:pPr>
-      <w:pStyle w:val="Header"/>
+      <w:spacing w:before="0" w:after="0" w:line="120" w:lineRule="exact"/>
+      <w:rPr>
+        <w:sz w:val="4"/>
+      </w:rPr>
     </w:pPr>
-    <w:r>
-      <w:rPr>
-        <w:noProof/>
-      </w:rPr>
-      <w:pict w14:anchorId="47629B64">
-        <v:shapetype id="_x0000_t136" coordsize="21600,21600" o:spt="136" adj="10800" path="m@7,l@8,m@5,21600l@6,21600e">
-          <v:formulas>
-            <v:f eqn="sum #0 0 10800"/>
-            <v:f eqn="prod #0 2 1"/>
-            <v:f eqn="sum 21600 0 @1"/>
-            <v:f eqn="sum 0 0 @2"/>
-            <v:f eqn="sum 21600 0 @3"/>
-            <v:f eqn="if @0 @3 0"/>
-            <v:f eqn="if @0 21600 @1"/>
-            <v:f eqn="if @0 0 @2"/>
-            <v:f eqn="if @0 @4 21600"/>
-            <v:f eqn="mid @5 @6"/>
-            <v:f eqn="mid @8 @5"/>
-            <v:f eqn="mid @7 @8"/>
-            <v:f eqn="mid @6 @7"/>
-            <v:f eqn="sum @6 0 @5"/>
-          </v:formulas>
-          <v:path textpathok="t" o:connecttype="custom" o:connectlocs="@9,0;@10,10800;@11,21600;@12,10800" o:connectangles="270,180,90,0"/>
-          <v:textpath on="t" fitshape="t"/>
-          <v:handles>
-            <v:h position="#0,bottomRight" xrange="6629,14971"/>
-          </v:handles>
-          <o:lock v:ext="edit" text="t" shapetype="t"/>
-        </v:shapetype>
-        <v:shape id="PowerPlusWaterMarkObject2" o:spid="_x0000_s1026" type="#_x0000_t136" style="position:absolute;margin-left:0;margin-top:0;width:498.15pt;height:199.25pt;rotation:315;z-index:-251656192;mso-position-horizontal:center;mso-position-horizontal-relative:margin;mso-position-vertical:center;mso-position-vertical-relative:margin" o:allowincell="f" fillcolor="silver" stroked="f">
-          <v:fill opacity=".5"/>
-          <v:textpath style="font-family:&quot;Arial&quot;;font-size:1pt" string="DRAFT"/>
-          <w10:wrap anchorx="margin" anchory="margin"/>
-        </v:shape>
-      </w:pict>
-    </w:r>
   </w:p>
 </w:hdr>
 </file>
@@ -1388,136 +628,82 @@
 <w:hdr xmlns:wpc="http://schemas.microsoft.com/office/word/2010/wordprocessingCanvas" xmlns:cx="http://schemas.microsoft.com/office/drawing/2014/chartex" xmlns:cx1="http://schemas.microsoft.com/office/drawing/2015/9/8/chartex" xmlns:cx2="http://schemas.microsoft.com/office/drawing/2015/10/21/chartex" xmlns:cx3="http://schemas.microsoft.com/office/drawing/2016/5/9/chartex" xmlns:cx4="http://schemas.microsoft.com/office/drawing/2016/5/10/chartex" xmlns:cx5="http://schemas.microsoft.com/office/drawing/2016/5/11/chartex" xmlns:cx6="http://schemas.microsoft.com/office/drawing/2016/5/12/chartex" xmlns:cx7="http://schemas.microsoft.com/office/drawing/2016/5/13/chartex" xmlns:cx8="http://schemas.microsoft.com/office/drawing/2016/5/14/chartex" xmlns:mc="http://schemas.openxmlformats.org/markup-compatibility/2006" xmlns:aink="http://schemas.microsoft.com/office/drawing/2016/ink" xmlns:am3d="http://schemas.microsoft.com/office/drawing/2017/model3d" xmlns:o="urn:schemas-microsoft-com:office:office" xmlns:oel="http://schemas.microsoft.com/office/2019/extlst" xmlns:r="http://schemas.openxmlformats.org/officeDocument/2006/relationships" xmlns:m="http://schemas.openxmlformats.org/officeDocument/2006/math" xmlns:v="urn:schemas-microsoft-com:vml" xmlns:wp14="http://schemas.microsoft.com/office/word/2010/wordprocessingDrawing" xmlns:wp="http://schemas.openxmlformats.org/drawingml/2006/wordprocessingDrawing" xmlns:w10="urn:schemas-microsoft-com:office:word" xmlns:w="http://schemas.openxmlformats.org/wordprocessingml/2006/main" xmlns:w14="http://schemas.microsoft.com/office/word/2010/wordml" xmlns:w15="http://schemas.microsoft.com/office/word/2012/wordml" xmlns:w16cex="http://schemas.microsoft.com/office/word/2018/wordml/cex" xmlns:w16cid="http://schemas.microsoft.com/office/word/2016/wordml/cid" xmlns:w16="http://schemas.microsoft.com/office/word/2018/wordml" xmlns:w16du="http://schemas.microsoft.com/office/word/2023/wordml/word16du" xmlns:w16sdtdh="http://schemas.microsoft.com/office/word/2020/wordml/sdtdatahash" xmlns:w16sdtfl="http://schemas.microsoft.com/office/word/2024/wordml/sdtformatlock" xmlns:w16se="http://schemas.microsoft.com/office/word/2015/wordml/symex" xmlns:wpg="http://schemas.microsoft.com/office/word/2010/wordprocessingGroup" xmlns:wpi="http://schemas.microsoft.com/office/word/2010/wordprocessingInk" xmlns:wne="http://schemas.microsoft.com/office/word/2006/wordml" xmlns:wps="http://schemas.microsoft.com/office/word/2010/wordprocessingShape" mc:Ignorable="w14 w15 w16se w16cid w16 w16cex w16sdtdh w16sdtfl w16du wp14">
   <w:tbl>
     <w:tblPr>
-      <w:tblW w:w="5000" w:type="pct"/>
+      <w:tblW w:w="10440" w:type="dxa"/>
       <w:jc w:val="center"/>
       <w:tblBorders>
-        <w:top w:val="single" w:sz="4" w:space="0" w:color="auto"/>
-        <w:left w:val="single" w:sz="4" w:space="0" w:color="auto"/>
-        <w:bottom w:val="single" w:sz="4" w:space="0" w:color="auto"/>
-        <w:right w:val="single" w:sz="4" w:space="0" w:color="auto"/>
-        <w:insideH w:val="single" w:sz="4" w:space="0" w:color="auto"/>
-        <w:insideV w:val="single" w:sz="4" w:space="0" w:color="auto"/>
+        <w:top w:val="single" w:sz="4" w:space="0" w:color="000000"/>
+        <w:left w:val="single" w:sz="4" w:space="0" w:color="000000"/>
+        <w:bottom w:val="single" w:sz="4" w:space="0" w:color="000000"/>
+        <w:right w:val="single" w:sz="4" w:space="0" w:color="000000"/>
+        <w:insideH w:val="single" w:sz="4" w:space="0" w:color="000000"/>
+        <w:insideV w:val="single" w:sz="4" w:space="0" w:color="000000"/>
       </w:tblBorders>
+      <w:tblLayout w:type="fixed"/>
       <w:tblCellMar>
-        <w:top w:w="14" w:type="dxa"/>
-        <w:left w:w="58" w:type="dxa"/>
-        <w:bottom w:w="14" w:type="dxa"/>
-        <w:right w:w="58" w:type="dxa"/>
+        <w:left w:w="80" w:type="dxa"/>
+        <w:right w:w="80" w:type="dxa"/>
       </w:tblCellMar>
-      <w:tblLook w:val="0000" w:firstRow="0" w:lastRow="0" w:firstColumn="0" w:lastColumn="0" w:noHBand="0" w:noVBand="0"/>
     </w:tblPr>
     <w:tblGrid>
-      <w:gridCol w:w="9175"/>
-      <w:gridCol w:w="1284"/>
+      <w:gridCol w:w="1378"/>
+      <w:gridCol w:w="2248"/>
+      <w:gridCol w:w="3625"/>
+      <w:gridCol w:w="1522"/>
+      <w:gridCol w:w="1667"/>
     </w:tblGrid>
     <w:tr>
       <w:trPr>
         <w:cantSplit/>
-        <w:trHeight w:val="696"/>
+        <w:trHeight w:val="760" w:hRule="atLeast"/>
         <w:jc w:val="center"/>
       </w:trPr>
       <w:tc>
         <w:tcPr>
-          <w:tcW w:w="4386" w:type="pct"/>
-          <w:tcBorders>
-            <w:bottom w:val="single" w:sz="4" w:space="0" w:color="auto"/>
-          </w:tcBorders>
+          <w:tcW w:w="1378" w:type="dxa"/>
+          <w:vMerge w:val="restart"/>
           <w:vAlign w:val="center"/>
         </w:tcPr>
         <w:p>
           <w:pPr>
+            <w:spacing w:before="20" w:after="20" w:line="240" w:lineRule="auto"/>
             <w:jc w:val="center"/>
             <w:rPr>
-              <w:b/>
-              <w:sz w:val="28"/>
-              <w:szCs w:val="28"/>
+              <w:sz w:val="22"/>
             </w:rPr>
           </w:pPr>
           <w:r>
             <w:rPr>
-              <w:b/>
-              <w:sz w:val="28"/>
-              <w:szCs w:val="28"/>
-            </w:rPr>
-            <w:t xml:space="preserve"/>
-          </w:r>
-          <w:r>
-            <w:rPr>
-              <w:b/>
-              <w:sz w:val="28"/>
-              <w:szCs w:val="28"/>
-            </w:rPr>
-            <w:t>3xper</w:t>
-          </w:r>
-        </w:p>
-      </w:tc>
-      <w:tc>
-        <w:tcPr>
-          <w:tcW w:w="614" w:type="pct"/>
-          <w:tcBorders>
-            <w:bottom w:val="single" w:sz="4" w:space="0" w:color="auto"/>
-          </w:tcBorders>
-          <w:vAlign w:val="center"/>
-        </w:tcPr>
-        <w:p>
-          <w:pPr>
-            <w:pStyle w:val="Heading1"/>
-            <w:spacing w:line="240" w:lineRule="atLeast"/>
-            <w:jc w:val="center"/>
-            <w:rPr>
-              <w:rFonts w:cs="Arial"/>
-              <w:b w:val="0"/>
-              <w:szCs w:val="24"/>
-              <w:lang w:val="en-US" w:eastAsia="en-US"/>
-            </w:rPr>
-          </w:pPr>
-          <w:r>
-            <w:rPr>
               <w:noProof/>
-              <w:lang w:val="en-IN" w:eastAsia="en-IN"/>
             </w:rPr>
             <w:drawing>
-              <wp:inline distT="0" distB="0" distL="0" distR="0" wp14:anchorId="2CF035CD" wp14:editId="164CD796">
-                <wp:extent cx="457200" cy="157044"/>
+              <wp:inline distT="0" distB="0" distL="0" distR="0">
+                <wp:extent cx="777240" cy="310896"/>
                 <wp:effectExtent l="0" t="0" r="0" b="0"/>
-                <wp:docPr id="250025808" name="Picture 250025808"/>
+                <wp:docPr id="1" name="3xper logo"/>
                 <wp:cNvGraphicFramePr>
-                  <a:graphicFrameLocks xmlns:a="http://schemas.openxmlformats.org/drawingml/2006/main"/>
+                  <a:graphicFrameLocks xmlns:a="http://schemas.openxmlformats.org/drawingml/2006/main" noChangeAspect="1"/>
                 </wp:cNvGraphicFramePr>
                 <a:graphic xmlns:a="http://schemas.openxmlformats.org/drawingml/2006/main">
                   <a:graphicData uri="http://schemas.openxmlformats.org/drawingml/2006/picture">
                     <pic:pic xmlns:pic="http://schemas.openxmlformats.org/drawingml/2006/picture">
                       <pic:nvPicPr>
-                        <pic:cNvPr id="0" name="Picture 1"/>
-                        <pic:cNvPicPr preferRelativeResize="0">
-                          <a:picLocks noChangeAspect="1" noChangeArrowheads="1"/>
-                        </pic:cNvPicPr>
+                        <pic:cNvPr id="0" name="logo-3xper.png"/>
+                        <pic:cNvPicPr/>
                       </pic:nvPicPr>
                       <pic:blipFill>
-                        <a:blip r:embed="rId1">
-                          <a:extLst>
-                            <a:ext uri="{28A0092B-C50C-407E-A947-70E740481C1C}">
-                              <a14:useLocalDpi xmlns:a14="http://schemas.microsoft.com/office/drawing/2010/main" val="0"/>
-                            </a:ext>
-                          </a:extLst>
-                        </a:blip>
-                        <a:srcRect/>
+                        <a:blip r:embed="rId1"/>
                         <a:stretch>
                           <a:fillRect/>
                         </a:stretch>
                       </pic:blipFill>
-                      <pic:spPr bwMode="auto">
+                      <pic:spPr>
                         <a:xfrm>
                           <a:off x="0" y="0"/>
-                          <a:ext cx="457200" cy="157044"/>
+                          <a:ext cx="777240" cy="310896"/>
                         </a:xfrm>
                         <a:prstGeom prst="rect">
                           <a:avLst/>
                         </a:prstGeom>
-                        <a:noFill/>
-                        <a:ln>
-                          <a:noFill/>
-                        </a:ln>
                       </pic:spPr>
                     </pic:pic>
                   </a:graphicData>
@@ -1527,43 +713,456 @@
           </w:r>
         </w:p>
       </w:tc>
+      <w:tc>
+        <w:tcPr>
+          <w:tcW w:w="2248" w:type="dxa"/>
+          <w:vAlign w:val="center"/>
+        </w:tcPr>
+        <w:p>
+          <w:pPr>
+            <w:spacing w:before="20" w:after="20" w:line="240" w:lineRule="auto"/>
+            <w:jc w:val="left"/>
+            <w:rPr>
+              <w:sz w:val="22"/>
+            </w:rPr>
+          </w:pPr>
+          <w:r>
+            <w:rPr>
+              <w:rFonts w:ascii="Times New Roman" w:hAnsi="Times New Roman" w:eastAsia="Times New Roman" w:cs="Times New Roman"/>
+              <w:b/>
+              <w:bCs/>
+              <w:sz w:val="22"/>
+              <w:szCs w:val="22"/>
+            </w:rPr>
+            <w:t xml:space="preserve">Document Name</w:t>
+          </w:r>
+        </w:p>
+      </w:tc>
+      <w:tc>
+        <w:tcPr>
+          <w:tcW w:w="3625" w:type="dxa"/>
+          <w:vAlign w:val="center"/>
+        </w:tcPr>
+        <w:p>
+          <w:pPr>
+            <w:spacing w:before="20" w:after="20" w:line="240" w:lineRule="auto"/>
+            <w:jc w:val="center"/>
+            <w:rPr>
+              <w:sz w:val="22"/>
+            </w:rPr>
+          </w:pPr>
+          <w:r>
+            <w:rPr>
+              <w:rFonts w:ascii="Times New Roman" w:hAnsi="Times New Roman" w:eastAsia="Times New Roman" w:cs="Times New Roman"/>
+              <w:b/>
+              <w:bCs/>
+              <w:sz w:val="22"/>
+              <w:szCs w:val="22"/>
+            </w:rPr>
+            <w:t xml:space="preserve">VENDOR QUALIFICATION</w:t>
+          </w:r>
+        </w:p>
+        <w:p>
+          <w:pPr>
+            <w:spacing w:before="20" w:after="20" w:line="240" w:lineRule="auto"/>
+            <w:jc w:val="center"/>
+            <w:rPr>
+              <w:sz w:val="22"/>
+            </w:rPr>
+          </w:pPr>
+          <w:r>
+            <w:rPr>
+              <w:rFonts w:ascii="Times New Roman" w:hAnsi="Times New Roman" w:eastAsia="Times New Roman" w:cs="Times New Roman"/>
+              <w:b/>
+              <w:bCs/>
+              <w:sz w:val="22"/>
+              <w:szCs w:val="22"/>
+            </w:rPr>
+            <w:t xml:space="preserve">FOR KSM/KRM/ CRITICAL</w:t>
+          </w:r>
+        </w:p>
+        <w:p>
+          <w:pPr>
+            <w:spacing w:before="20" w:after="20" w:line="240" w:lineRule="auto"/>
+            <w:jc w:val="center"/>
+            <w:rPr>
+              <w:sz w:val="22"/>
+            </w:rPr>
+          </w:pPr>
+          <w:r>
+            <w:rPr>
+              <w:rFonts w:ascii="Times New Roman" w:hAnsi="Times New Roman" w:eastAsia="Times New Roman" w:cs="Times New Roman"/>
+              <w:b/>
+              <w:bCs/>
+              <w:sz w:val="22"/>
+              <w:szCs w:val="22"/>
+            </w:rPr>
+            <w:t xml:space="preserve">RAW MATERIALS</w:t>
+          </w:r>
+        </w:p>
+      </w:tc>
+      <w:tc>
+        <w:tcPr>
+          <w:tcW w:w="3189" w:type="dxa"/>
+          <w:gridSpan w:val="2"/>
+          <w:vMerge w:val="restart"/>
+          <w:vAlign w:val="center"/>
+        </w:tcPr>
+        <w:p>
+          <w:pPr>
+            <w:spacing w:before="20" w:after="20" w:line="240" w:lineRule="auto"/>
+            <w:jc w:val="center"/>
+            <w:rPr>
+              <w:sz w:val="22"/>
+            </w:rPr>
+          </w:pPr>
+          <w:r>
+            <w:rPr>
+              <w:rFonts w:ascii="Times New Roman" w:hAnsi="Times New Roman" w:eastAsia="Times New Roman" w:cs="Times New Roman"/>
+              <w:sz w:val="22"/>
+              <w:szCs w:val="22"/>
+            </w:rPr>
+            <w:t xml:space="preserve">3xper Innoventure Ltd,</w:t>
+          </w:r>
+        </w:p>
+        <w:p>
+          <w:pPr>
+            <w:spacing w:before="20" w:after="20" w:line="240" w:lineRule="auto"/>
+            <w:jc w:val="center"/>
+            <w:rPr>
+              <w:sz w:val="22"/>
+            </w:rPr>
+          </w:pPr>
+          <w:r>
+            <w:rPr>
+              <w:rFonts w:ascii="Times New Roman" w:hAnsi="Times New Roman" w:eastAsia="Times New Roman" w:cs="Times New Roman"/>
+              <w:sz w:val="22"/>
+              <w:szCs w:val="22"/>
+            </w:rPr>
+            <w:t xml:space="preserve">Plot No. 53, Part 54 &amp; 55,</w:t>
+          </w:r>
+        </w:p>
+        <w:p>
+          <w:pPr>
+            <w:spacing w:before="20" w:after="20" w:line="240" w:lineRule="auto"/>
+            <w:jc w:val="center"/>
+            <w:rPr>
+              <w:sz w:val="22"/>
+            </w:rPr>
+          </w:pPr>
+          <w:r>
+            <w:rPr>
+              <w:rFonts w:ascii="Times New Roman" w:hAnsi="Times New Roman" w:eastAsia="Times New Roman" w:cs="Times New Roman"/>
+              <w:sz w:val="22"/>
+              <w:szCs w:val="22"/>
+            </w:rPr>
+            <w:t xml:space="preserve">Palachur Village,</w:t>
+          </w:r>
+        </w:p>
+        <w:p>
+          <w:pPr>
+            <w:spacing w:before="20" w:after="20" w:line="240" w:lineRule="auto"/>
+            <w:jc w:val="center"/>
+            <w:rPr>
+              <w:sz w:val="22"/>
+            </w:rPr>
+          </w:pPr>
+          <w:r>
+            <w:rPr>
+              <w:rFonts w:ascii="Times New Roman" w:hAnsi="Times New Roman" w:eastAsia="Times New Roman" w:cs="Times New Roman"/>
+              <w:sz w:val="22"/>
+              <w:szCs w:val="22"/>
+            </w:rPr>
+            <w:t xml:space="preserve">Naidupeta SEZ – 524421</w:t>
+          </w:r>
+        </w:p>
+      </w:tc>
     </w:tr>
     <w:tr>
       <w:trPr>
         <w:cantSplit/>
-        <w:trHeight w:val="408"/>
+        <w:trHeight w:val="480" w:hRule="atLeast"/>
         <w:jc w:val="center"/>
       </w:trPr>
       <w:tc>
         <w:tcPr>
-          <w:tcW w:w="5000" w:type="pct"/>
-          <w:gridSpan w:val="2"/>
-          <w:tcBorders>
-            <w:bottom w:val="single" w:sz="4" w:space="0" w:color="auto"/>
-          </w:tcBorders>
+          <w:tcW w:w="1378" w:type="dxa"/>
+          <w:vMerge w:val="continue"/>
           <w:vAlign w:val="center"/>
         </w:tcPr>
         <w:p>
           <w:pPr>
-            <w:autoSpaceDE w:val="0"/>
-            <w:autoSpaceDN w:val="0"/>
-            <w:adjustRightInd w:val="0"/>
-            <w:jc w:val="center"/>
-            <w:rPr>
+            <w:spacing w:before="20" w:after="20" w:line="240" w:lineRule="auto"/>
+            <w:jc w:val="left"/>
+            <w:rPr>
+              <w:sz w:val="22"/>
+            </w:rPr>
+          </w:pPr>
+        </w:p>
+      </w:tc>
+      <w:tc>
+        <w:tcPr>
+          <w:tcW w:w="2248" w:type="dxa"/>
+          <w:vAlign w:val="center"/>
+        </w:tcPr>
+        <w:p>
+          <w:pPr>
+            <w:spacing w:before="20" w:after="20" w:line="240" w:lineRule="auto"/>
+            <w:jc w:val="left"/>
+            <w:rPr>
+              <w:sz w:val="22"/>
+            </w:rPr>
+          </w:pPr>
+          <w:r>
+            <w:rPr>
+              <w:rFonts w:ascii="Times New Roman" w:hAnsi="Times New Roman" w:eastAsia="Times New Roman" w:cs="Times New Roman"/>
               <w:b/>
               <w:bCs/>
-              <w:sz w:val="24"/>
-              <w:szCs w:val="24"/>
-              <w:lang w:val="en"/>
+              <w:sz w:val="22"/>
+              <w:szCs w:val="22"/>
+            </w:rPr>
+            <w:t xml:space="preserve">Document Number</w:t>
+          </w:r>
+        </w:p>
+      </w:tc>
+      <w:tc>
+        <w:tcPr>
+          <w:tcW w:w="3625" w:type="dxa"/>
+          <w:vAlign w:val="center"/>
+        </w:tcPr>
+        <w:p>
+          <w:pPr>
+            <w:spacing w:before="20" w:after="20" w:line="240" w:lineRule="auto"/>
+            <w:jc w:val="center"/>
+            <w:rPr>
+              <w:sz w:val="22"/>
             </w:rPr>
           </w:pPr>
           <w:r>
             <w:rPr>
+              <w:rFonts w:ascii="Times New Roman" w:hAnsi="Times New Roman" w:eastAsia="Times New Roman" w:cs="Times New Roman"/>
+              <w:sz w:val="22"/>
+              <w:szCs w:val="22"/>
+            </w:rPr>
+            <w:t xml:space="preserve">QAD-SOP-MS-001-F04</w:t>
+          </w:r>
+        </w:p>
+      </w:tc>
+      <w:tc>
+        <w:tcPr>
+          <w:tcW w:w="3189" w:type="dxa"/>
+          <w:gridSpan w:val="2"/>
+          <w:vMerge w:val="continue"/>
+          <w:vAlign w:val="center"/>
+        </w:tcPr>
+        <w:p>
+          <w:pPr>
+            <w:spacing w:before="20" w:after="20" w:line="240" w:lineRule="auto"/>
+            <w:jc w:val="left"/>
+            <w:rPr>
+              <w:sz w:val="22"/>
+            </w:rPr>
+          </w:pPr>
+        </w:p>
+      </w:tc>
+    </w:tr>
+    <w:tr>
+      <w:trPr>
+        <w:cantSplit/>
+        <w:trHeight w:val="440" w:hRule="atLeast"/>
+        <w:jc w:val="center"/>
+      </w:trPr>
+      <w:tc>
+        <w:tcPr>
+          <w:tcW w:w="1378" w:type="dxa"/>
+          <w:vMerge w:val="continue"/>
+          <w:vAlign w:val="center"/>
+        </w:tcPr>
+        <w:p>
+          <w:pPr>
+            <w:spacing w:before="20" w:after="20" w:line="240" w:lineRule="auto"/>
+            <w:jc w:val="left"/>
+            <w:rPr>
+              <w:sz w:val="22"/>
+            </w:rPr>
+          </w:pPr>
+        </w:p>
+      </w:tc>
+      <w:tc>
+        <w:tcPr>
+          <w:tcW w:w="2248" w:type="dxa"/>
+          <w:vAlign w:val="center"/>
+        </w:tcPr>
+        <w:p>
+          <w:pPr>
+            <w:spacing w:before="20" w:after="20" w:line="240" w:lineRule="auto"/>
+            <w:jc w:val="left"/>
+            <w:rPr>
+              <w:sz w:val="22"/>
+            </w:rPr>
+          </w:pPr>
+          <w:r>
+            <w:rPr>
+              <w:rFonts w:ascii="Times New Roman" w:hAnsi="Times New Roman" w:eastAsia="Times New Roman" w:cs="Times New Roman"/>
               <w:b/>
-              <w:sz w:val="24"/>
-              <w:szCs w:val="24"/>
-            </w:rPr>
-            <w:t>Vendor Qualification</w:t>
+              <w:bCs/>
+              <w:sz w:val="22"/>
+              <w:szCs w:val="22"/>
+            </w:rPr>
+            <w:t xml:space="preserve">Revision Number</w:t>
+          </w:r>
+        </w:p>
+      </w:tc>
+      <w:tc>
+        <w:tcPr>
+          <w:tcW w:w="3625" w:type="dxa"/>
+          <w:vAlign w:val="center"/>
+        </w:tcPr>
+        <w:p>
+          <w:pPr>
+            <w:spacing w:before="20" w:after="20" w:line="240" w:lineRule="auto"/>
+            <w:jc w:val="center"/>
+            <w:rPr>
+              <w:sz w:val="22"/>
+            </w:rPr>
+          </w:pPr>
+          <w:r>
+            <w:rPr>
+              <w:rFonts w:ascii="Times New Roman" w:hAnsi="Times New Roman" w:eastAsia="Times New Roman" w:cs="Times New Roman"/>
+              <w:b/>
+              <w:bCs/>
+              <w:sz w:val="22"/>
+              <w:szCs w:val="22"/>
+            </w:rPr>
+            <w:t xml:space="preserve">01</w:t>
+          </w:r>
+        </w:p>
+      </w:tc>
+      <w:tc>
+        <w:tcPr>
+          <w:tcW w:w="1522" w:type="dxa"/>
+          <w:vAlign w:val="center"/>
+        </w:tcPr>
+        <w:p>
+          <w:pPr>
+            <w:spacing w:before="20" w:after="20" w:line="240" w:lineRule="auto"/>
+            <w:jc w:val="left"/>
+            <w:rPr>
+              <w:sz w:val="22"/>
+            </w:rPr>
+          </w:pPr>
+          <w:r>
+            <w:rPr>
+              <w:rFonts w:ascii="Times New Roman" w:hAnsi="Times New Roman" w:eastAsia="Times New Roman" w:cs="Times New Roman"/>
+              <w:b/>
+              <w:bCs/>
+              <w:sz w:val="22"/>
+              <w:szCs w:val="22"/>
+            </w:rPr>
+            <w:t xml:space="preserve">Page No</w:t>
+          </w:r>
+        </w:p>
+      </w:tc>
+      <w:tc>
+        <w:tcPr>
+          <w:tcW w:w="1667" w:type="dxa"/>
+          <w:vAlign w:val="center"/>
+        </w:tcPr>
+        <w:p>
+          <w:pPr>
+            <w:spacing w:before="20" w:after="20" w:line="240" w:lineRule="auto"/>
+            <w:jc w:val="center"/>
+            <w:rPr>
+              <w:sz w:val="22"/>
+            </w:rPr>
+          </w:pPr>
+          <w:r>
+            <w:rPr>
+              <w:rFonts w:ascii="Times New Roman" w:hAnsi="Times New Roman" w:eastAsia="Times New Roman" w:cs="Times New Roman"/>
+              <w:sz w:val="22"/>
+              <w:szCs w:val="22"/>
+            </w:rPr>
+            <w:fldChar w:fldCharType="begin"/>
+          </w:r>
+          <w:r>
+            <w:rPr>
+              <w:rFonts w:ascii="Times New Roman" w:hAnsi="Times New Roman" w:eastAsia="Times New Roman" w:cs="Times New Roman"/>
+              <w:sz w:val="22"/>
+              <w:szCs w:val="22"/>
+            </w:rPr>
+            <w:instrText xml:space="preserve"> PAGE </w:instrText>
+          </w:r>
+          <w:r>
+            <w:rPr>
+              <w:rFonts w:ascii="Times New Roman" w:hAnsi="Times New Roman" w:eastAsia="Times New Roman" w:cs="Times New Roman"/>
+              <w:sz w:val="22"/>
+              <w:szCs w:val="22"/>
+            </w:rPr>
+            <w:fldChar w:fldCharType="separate"/>
+          </w:r>
+          <w:r>
+            <w:rPr>
+              <w:rFonts w:ascii="Times New Roman" w:hAnsi="Times New Roman" w:eastAsia="Times New Roman" w:cs="Times New Roman"/>
+              <w:sz w:val="22"/>
+              <w:szCs w:val="22"/>
+            </w:rPr>
+            <w:t>1</w:t>
+          </w:r>
+          <w:r>
+            <w:rPr>
+              <w:rFonts w:ascii="Times New Roman" w:hAnsi="Times New Roman" w:eastAsia="Times New Roman" w:cs="Times New Roman"/>
+              <w:sz w:val="22"/>
+              <w:szCs w:val="22"/>
+            </w:rPr>
+            <w:fldChar w:fldCharType="end"/>
+          </w:r>
+          <w:r>
+            <w:rPr>
+              <w:rFonts w:ascii="Times New Roman" w:hAnsi="Times New Roman" w:eastAsia="Times New Roman" w:cs="Times New Roman"/>
+              <w:sz w:val="22"/>
+              <w:szCs w:val="22"/>
+            </w:rPr>
+            <w:t xml:space="preserve"> of </w:t>
+          </w:r>
+          <w:r>
+            <w:rPr>
+              <w:rFonts w:ascii="Times New Roman" w:hAnsi="Times New Roman" w:eastAsia="Times New Roman" w:cs="Times New Roman"/>
+              <w:sz w:val="22"/>
+              <w:szCs w:val="22"/>
+            </w:rPr>
+            <w:fldChar w:fldCharType="begin"/>
+          </w:r>
+          <w:r>
+            <w:rPr>
+              <w:rFonts w:ascii="Times New Roman" w:hAnsi="Times New Roman" w:eastAsia="Times New Roman" w:cs="Times New Roman"/>
+              <w:sz w:val="22"/>
+              <w:szCs w:val="22"/>
+            </w:rPr>
+            <w:instrText xml:space="preserve"> NUMPAGES </w:instrText>
+          </w:r>
+          <w:r>
+            <w:rPr>
+              <w:rFonts w:ascii="Times New Roman" w:hAnsi="Times New Roman" w:eastAsia="Times New Roman" w:cs="Times New Roman"/>
+              <w:sz w:val="22"/>
+              <w:szCs w:val="22"/>
+            </w:rPr>
+            <w:fldChar w:fldCharType="separate"/>
+          </w:r>
+          <w:r>
+            <w:rPr>
+              <w:rFonts w:ascii="Times New Roman" w:hAnsi="Times New Roman" w:eastAsia="Times New Roman" w:cs="Times New Roman"/>
+              <w:sz w:val="22"/>
+              <w:szCs w:val="22"/>
+            </w:rPr>
+            <w:t>1</w:t>
+          </w:r>
+          <w:r>
+            <w:rPr>
+              <w:rFonts w:ascii="Times New Roman" w:hAnsi="Times New Roman" w:eastAsia="Times New Roman" w:cs="Times New Roman"/>
+              <w:sz w:val="22"/>
+              <w:szCs w:val="22"/>
+            </w:rPr>
+            <w:fldChar w:fldCharType="end"/>
           </w:r>
         </w:p>
       </w:tc>
@@ -1571,71 +1170,566 @@
   </w:tbl>
   <w:p>
     <w:pPr>
-      <w:tabs>
-        <w:tab w:val="left" w:pos="1080"/>
-        <w:tab w:val="left" w:pos="9540"/>
-      </w:tabs>
-      <w:ind w:right="259"/>
+      <w:spacing w:before="0" w:after="0" w:line="120" w:lineRule="exact"/>
       <w:rPr>
-        <w:b/>
-        <w:sz w:val="2"/>
-        <w:szCs w:val="2"/>
+        <w:sz w:val="4"/>
       </w:rPr>
     </w:pPr>
-    <w:r>
-      <w:rPr>
-        <w:b/>
-        <w:sz w:val="24"/>
-        <w:szCs w:val="24"/>
-      </w:rPr>
-      <w:t xml:space="preserve">MASTER COPY</w:t>
-    </w:r>
   </w:p>
 </w:hdr>
 </file>
 
 <file path=word/header3.xml><?xml version="1.0" encoding="utf-8"?>
 <w:hdr xmlns:wpc="http://schemas.microsoft.com/office/word/2010/wordprocessingCanvas" xmlns:cx="http://schemas.microsoft.com/office/drawing/2014/chartex" xmlns:cx1="http://schemas.microsoft.com/office/drawing/2015/9/8/chartex" xmlns:cx2="http://schemas.microsoft.com/office/drawing/2015/10/21/chartex" xmlns:cx3="http://schemas.microsoft.com/office/drawing/2016/5/9/chartex" xmlns:cx4="http://schemas.microsoft.com/office/drawing/2016/5/10/chartex" xmlns:cx5="http://schemas.microsoft.com/office/drawing/2016/5/11/chartex" xmlns:cx6="http://schemas.microsoft.com/office/drawing/2016/5/12/chartex" xmlns:cx7="http://schemas.microsoft.com/office/drawing/2016/5/13/chartex" xmlns:cx8="http://schemas.microsoft.com/office/drawing/2016/5/14/chartex" xmlns:mc="http://schemas.openxmlformats.org/markup-compatibility/2006" xmlns:aink="http://schemas.microsoft.com/office/drawing/2016/ink" xmlns:am3d="http://schemas.microsoft.com/office/drawing/2017/model3d" xmlns:o="urn:schemas-microsoft-com:office:office" xmlns:oel="http://schemas.microsoft.com/office/2019/extlst" xmlns:r="http://schemas.openxmlformats.org/officeDocument/2006/relationships" xmlns:m="http://schemas.openxmlformats.org/officeDocument/2006/math" xmlns:v="urn:schemas-microsoft-com:vml" xmlns:wp14="http://schemas.microsoft.com/office/word/2010/wordprocessingDrawing" xmlns:wp="http://schemas.openxmlformats.org/drawingml/2006/wordprocessingDrawing" xmlns:w10="urn:schemas-microsoft-com:office:word" xmlns:w="http://schemas.openxmlformats.org/wordprocessingml/2006/main" xmlns:w14="http://schemas.microsoft.com/office/word/2010/wordml" xmlns:w15="http://schemas.microsoft.com/office/word/2012/wordml" xmlns:w16cex="http://schemas.microsoft.com/office/word/2018/wordml/cex" xmlns:w16cid="http://schemas.microsoft.com/office/word/2016/wordml/cid" xmlns:w16="http://schemas.microsoft.com/office/word/2018/wordml" xmlns:w16du="http://schemas.microsoft.com/office/word/2023/wordml/word16du" xmlns:w16sdtdh="http://schemas.microsoft.com/office/word/2020/wordml/sdtdatahash" xmlns:w16sdtfl="http://schemas.microsoft.com/office/word/2024/wordml/sdtformatlock" xmlns:w16se="http://schemas.microsoft.com/office/word/2015/wordml/symex" xmlns:wpg="http://schemas.microsoft.com/office/word/2010/wordprocessingGroup" xmlns:wpi="http://schemas.microsoft.com/office/word/2010/wordprocessingInk" xmlns:wne="http://schemas.microsoft.com/office/word/2006/wordml" xmlns:wps="http://schemas.microsoft.com/office/word/2010/wordprocessingShape" mc:Ignorable="w14 w15 w16se w16cid w16 w16cex w16sdtdh w16sdtfl w16du wp14">
+  <w:tbl>
+    <w:tblPr>
+      <w:tblW w:w="10440" w:type="dxa"/>
+      <w:jc w:val="center"/>
+      <w:tblBorders>
+        <w:top w:val="single" w:sz="4" w:space="0" w:color="000000"/>
+        <w:left w:val="single" w:sz="4" w:space="0" w:color="000000"/>
+        <w:bottom w:val="single" w:sz="4" w:space="0" w:color="000000"/>
+        <w:right w:val="single" w:sz="4" w:space="0" w:color="000000"/>
+        <w:insideH w:val="single" w:sz="4" w:space="0" w:color="000000"/>
+        <w:insideV w:val="single" w:sz="4" w:space="0" w:color="000000"/>
+      </w:tblBorders>
+      <w:tblLayout w:type="fixed"/>
+      <w:tblCellMar>
+        <w:left w:w="80" w:type="dxa"/>
+        <w:right w:w="80" w:type="dxa"/>
+      </w:tblCellMar>
+    </w:tblPr>
+    <w:tblGrid>
+      <w:gridCol w:w="1378"/>
+      <w:gridCol w:w="2248"/>
+      <w:gridCol w:w="3625"/>
+      <w:gridCol w:w="1522"/>
+      <w:gridCol w:w="1667"/>
+    </w:tblGrid>
+    <w:tr>
+      <w:trPr>
+        <w:cantSplit/>
+        <w:trHeight w:val="760" w:hRule="atLeast"/>
+        <w:jc w:val="center"/>
+      </w:trPr>
+      <w:tc>
+        <w:tcPr>
+          <w:tcW w:w="1378" w:type="dxa"/>
+          <w:vMerge w:val="restart"/>
+          <w:vAlign w:val="center"/>
+        </w:tcPr>
+        <w:p>
+          <w:pPr>
+            <w:spacing w:before="20" w:after="20" w:line="240" w:lineRule="auto"/>
+            <w:jc w:val="center"/>
+            <w:rPr>
+              <w:sz w:val="22"/>
+            </w:rPr>
+          </w:pPr>
+          <w:r>
+            <w:rPr>
+              <w:noProof/>
+            </w:rPr>
+            <w:drawing>
+              <wp:inline distT="0" distB="0" distL="0" distR="0">
+                <wp:extent cx="777240" cy="310896"/>
+                <wp:effectExtent l="0" t="0" r="0" b="0"/>
+                <wp:docPr id="1" name="3xper logo"/>
+                <wp:cNvGraphicFramePr>
+                  <a:graphicFrameLocks xmlns:a="http://schemas.openxmlformats.org/drawingml/2006/main" noChangeAspect="1"/>
+                </wp:cNvGraphicFramePr>
+                <a:graphic xmlns:a="http://schemas.openxmlformats.org/drawingml/2006/main">
+                  <a:graphicData uri="http://schemas.openxmlformats.org/drawingml/2006/picture">
+                    <pic:pic xmlns:pic="http://schemas.openxmlformats.org/drawingml/2006/picture">
+                      <pic:nvPicPr>
+                        <pic:cNvPr id="0" name="logo-3xper.png"/>
+                        <pic:cNvPicPr/>
+                      </pic:nvPicPr>
+                      <pic:blipFill>
+                        <a:blip r:embed="rId1"/>
+                        <a:stretch>
+                          <a:fillRect/>
+                        </a:stretch>
+                      </pic:blipFill>
+                      <pic:spPr>
+                        <a:xfrm>
+                          <a:off x="0" y="0"/>
+                          <a:ext cx="777240" cy="310896"/>
+                        </a:xfrm>
+                        <a:prstGeom prst="rect">
+                          <a:avLst/>
+                        </a:prstGeom>
+                      </pic:spPr>
+                    </pic:pic>
+                  </a:graphicData>
+                </a:graphic>
+              </wp:inline>
+            </w:drawing>
+          </w:r>
+        </w:p>
+      </w:tc>
+      <w:tc>
+        <w:tcPr>
+          <w:tcW w:w="2248" w:type="dxa"/>
+          <w:vAlign w:val="center"/>
+        </w:tcPr>
+        <w:p>
+          <w:pPr>
+            <w:spacing w:before="20" w:after="20" w:line="240" w:lineRule="auto"/>
+            <w:jc w:val="left"/>
+            <w:rPr>
+              <w:sz w:val="22"/>
+            </w:rPr>
+          </w:pPr>
+          <w:r>
+            <w:rPr>
+              <w:rFonts w:ascii="Times New Roman" w:hAnsi="Times New Roman" w:eastAsia="Times New Roman" w:cs="Times New Roman"/>
+              <w:b/>
+              <w:bCs/>
+              <w:sz w:val="22"/>
+              <w:szCs w:val="22"/>
+            </w:rPr>
+            <w:t xml:space="preserve">Document Name</w:t>
+          </w:r>
+        </w:p>
+      </w:tc>
+      <w:tc>
+        <w:tcPr>
+          <w:tcW w:w="3625" w:type="dxa"/>
+          <w:vAlign w:val="center"/>
+        </w:tcPr>
+        <w:p>
+          <w:pPr>
+            <w:spacing w:before="20" w:after="20" w:line="240" w:lineRule="auto"/>
+            <w:jc w:val="center"/>
+            <w:rPr>
+              <w:sz w:val="22"/>
+            </w:rPr>
+          </w:pPr>
+          <w:r>
+            <w:rPr>
+              <w:rFonts w:ascii="Times New Roman" w:hAnsi="Times New Roman" w:eastAsia="Times New Roman" w:cs="Times New Roman"/>
+              <w:b/>
+              <w:bCs/>
+              <w:sz w:val="22"/>
+              <w:szCs w:val="22"/>
+            </w:rPr>
+            <w:t xml:space="preserve">VENDOR QUALIFICATION</w:t>
+          </w:r>
+        </w:p>
+        <w:p>
+          <w:pPr>
+            <w:spacing w:before="20" w:after="20" w:line="240" w:lineRule="auto"/>
+            <w:jc w:val="center"/>
+            <w:rPr>
+              <w:sz w:val="22"/>
+            </w:rPr>
+          </w:pPr>
+          <w:r>
+            <w:rPr>
+              <w:rFonts w:ascii="Times New Roman" w:hAnsi="Times New Roman" w:eastAsia="Times New Roman" w:cs="Times New Roman"/>
+              <w:b/>
+              <w:bCs/>
+              <w:sz w:val="22"/>
+              <w:szCs w:val="22"/>
+            </w:rPr>
+            <w:t xml:space="preserve">FOR KSM/KRM/ CRITICAL</w:t>
+          </w:r>
+        </w:p>
+        <w:p>
+          <w:pPr>
+            <w:spacing w:before="20" w:after="20" w:line="240" w:lineRule="auto"/>
+            <w:jc w:val="center"/>
+            <w:rPr>
+              <w:sz w:val="22"/>
+            </w:rPr>
+          </w:pPr>
+          <w:r>
+            <w:rPr>
+              <w:rFonts w:ascii="Times New Roman" w:hAnsi="Times New Roman" w:eastAsia="Times New Roman" w:cs="Times New Roman"/>
+              <w:b/>
+              <w:bCs/>
+              <w:sz w:val="22"/>
+              <w:szCs w:val="22"/>
+            </w:rPr>
+            <w:t xml:space="preserve">RAW MATERIALS</w:t>
+          </w:r>
+        </w:p>
+      </w:tc>
+      <w:tc>
+        <w:tcPr>
+          <w:tcW w:w="3189" w:type="dxa"/>
+          <w:gridSpan w:val="2"/>
+          <w:vMerge w:val="restart"/>
+          <w:vAlign w:val="center"/>
+        </w:tcPr>
+        <w:p>
+          <w:pPr>
+            <w:spacing w:before="20" w:after="20" w:line="240" w:lineRule="auto"/>
+            <w:jc w:val="center"/>
+            <w:rPr>
+              <w:sz w:val="22"/>
+            </w:rPr>
+          </w:pPr>
+          <w:r>
+            <w:rPr>
+              <w:rFonts w:ascii="Times New Roman" w:hAnsi="Times New Roman" w:eastAsia="Times New Roman" w:cs="Times New Roman"/>
+              <w:sz w:val="22"/>
+              <w:szCs w:val="22"/>
+            </w:rPr>
+            <w:t xml:space="preserve">3xper Innoventure Ltd,</w:t>
+          </w:r>
+        </w:p>
+        <w:p>
+          <w:pPr>
+            <w:spacing w:before="20" w:after="20" w:line="240" w:lineRule="auto"/>
+            <w:jc w:val="center"/>
+            <w:rPr>
+              <w:sz w:val="22"/>
+            </w:rPr>
+          </w:pPr>
+          <w:r>
+            <w:rPr>
+              <w:rFonts w:ascii="Times New Roman" w:hAnsi="Times New Roman" w:eastAsia="Times New Roman" w:cs="Times New Roman"/>
+              <w:sz w:val="22"/>
+              <w:szCs w:val="22"/>
+            </w:rPr>
+            <w:t xml:space="preserve">Plot No. 53, Part 54 &amp; 55,</w:t>
+          </w:r>
+        </w:p>
+        <w:p>
+          <w:pPr>
+            <w:spacing w:before="20" w:after="20" w:line="240" w:lineRule="auto"/>
+            <w:jc w:val="center"/>
+            <w:rPr>
+              <w:sz w:val="22"/>
+            </w:rPr>
+          </w:pPr>
+          <w:r>
+            <w:rPr>
+              <w:rFonts w:ascii="Times New Roman" w:hAnsi="Times New Roman" w:eastAsia="Times New Roman" w:cs="Times New Roman"/>
+              <w:sz w:val="22"/>
+              <w:szCs w:val="22"/>
+            </w:rPr>
+            <w:t xml:space="preserve">Palachur Village,</w:t>
+          </w:r>
+        </w:p>
+        <w:p>
+          <w:pPr>
+            <w:spacing w:before="20" w:after="20" w:line="240" w:lineRule="auto"/>
+            <w:jc w:val="center"/>
+            <w:rPr>
+              <w:sz w:val="22"/>
+            </w:rPr>
+          </w:pPr>
+          <w:r>
+            <w:rPr>
+              <w:rFonts w:ascii="Times New Roman" w:hAnsi="Times New Roman" w:eastAsia="Times New Roman" w:cs="Times New Roman"/>
+              <w:sz w:val="22"/>
+              <w:szCs w:val="22"/>
+            </w:rPr>
+            <w:t xml:space="preserve">Naidupeta SEZ – 524421</w:t>
+          </w:r>
+        </w:p>
+      </w:tc>
+    </w:tr>
+    <w:tr>
+      <w:trPr>
+        <w:cantSplit/>
+        <w:trHeight w:val="480" w:hRule="atLeast"/>
+        <w:jc w:val="center"/>
+      </w:trPr>
+      <w:tc>
+        <w:tcPr>
+          <w:tcW w:w="1378" w:type="dxa"/>
+          <w:vMerge w:val="continue"/>
+          <w:vAlign w:val="center"/>
+        </w:tcPr>
+        <w:p>
+          <w:pPr>
+            <w:spacing w:before="20" w:after="20" w:line="240" w:lineRule="auto"/>
+            <w:jc w:val="left"/>
+            <w:rPr>
+              <w:sz w:val="22"/>
+            </w:rPr>
+          </w:pPr>
+        </w:p>
+      </w:tc>
+      <w:tc>
+        <w:tcPr>
+          <w:tcW w:w="2248" w:type="dxa"/>
+          <w:vAlign w:val="center"/>
+        </w:tcPr>
+        <w:p>
+          <w:pPr>
+            <w:spacing w:before="20" w:after="20" w:line="240" w:lineRule="auto"/>
+            <w:jc w:val="left"/>
+            <w:rPr>
+              <w:sz w:val="22"/>
+            </w:rPr>
+          </w:pPr>
+          <w:r>
+            <w:rPr>
+              <w:rFonts w:ascii="Times New Roman" w:hAnsi="Times New Roman" w:eastAsia="Times New Roman" w:cs="Times New Roman"/>
+              <w:b/>
+              <w:bCs/>
+              <w:sz w:val="22"/>
+              <w:szCs w:val="22"/>
+            </w:rPr>
+            <w:t xml:space="preserve">Document Number</w:t>
+          </w:r>
+        </w:p>
+      </w:tc>
+      <w:tc>
+        <w:tcPr>
+          <w:tcW w:w="3625" w:type="dxa"/>
+          <w:vAlign w:val="center"/>
+        </w:tcPr>
+        <w:p>
+          <w:pPr>
+            <w:spacing w:before="20" w:after="20" w:line="240" w:lineRule="auto"/>
+            <w:jc w:val="center"/>
+            <w:rPr>
+              <w:sz w:val="22"/>
+            </w:rPr>
+          </w:pPr>
+          <w:r>
+            <w:rPr>
+              <w:rFonts w:ascii="Times New Roman" w:hAnsi="Times New Roman" w:eastAsia="Times New Roman" w:cs="Times New Roman"/>
+              <w:sz w:val="22"/>
+              <w:szCs w:val="22"/>
+            </w:rPr>
+            <w:t xml:space="preserve">QAD-SOP-MS-001-F04</w:t>
+          </w:r>
+        </w:p>
+      </w:tc>
+      <w:tc>
+        <w:tcPr>
+          <w:tcW w:w="3189" w:type="dxa"/>
+          <w:gridSpan w:val="2"/>
+          <w:vMerge w:val="continue"/>
+          <w:vAlign w:val="center"/>
+        </w:tcPr>
+        <w:p>
+          <w:pPr>
+            <w:spacing w:before="20" w:after="20" w:line="240" w:lineRule="auto"/>
+            <w:jc w:val="left"/>
+            <w:rPr>
+              <w:sz w:val="22"/>
+            </w:rPr>
+          </w:pPr>
+        </w:p>
+      </w:tc>
+    </w:tr>
+    <w:tr>
+      <w:trPr>
+        <w:cantSplit/>
+        <w:trHeight w:val="440" w:hRule="atLeast"/>
+        <w:jc w:val="center"/>
+      </w:trPr>
+      <w:tc>
+        <w:tcPr>
+          <w:tcW w:w="1378" w:type="dxa"/>
+          <w:vMerge w:val="continue"/>
+          <w:vAlign w:val="center"/>
+        </w:tcPr>
+        <w:p>
+          <w:pPr>
+            <w:spacing w:before="20" w:after="20" w:line="240" w:lineRule="auto"/>
+            <w:jc w:val="left"/>
+            <w:rPr>
+              <w:sz w:val="22"/>
+            </w:rPr>
+          </w:pPr>
+        </w:p>
+      </w:tc>
+      <w:tc>
+        <w:tcPr>
+          <w:tcW w:w="2248" w:type="dxa"/>
+          <w:vAlign w:val="center"/>
+        </w:tcPr>
+        <w:p>
+          <w:pPr>
+            <w:spacing w:before="20" w:after="20" w:line="240" w:lineRule="auto"/>
+            <w:jc w:val="left"/>
+            <w:rPr>
+              <w:sz w:val="22"/>
+            </w:rPr>
+          </w:pPr>
+          <w:r>
+            <w:rPr>
+              <w:rFonts w:ascii="Times New Roman" w:hAnsi="Times New Roman" w:eastAsia="Times New Roman" w:cs="Times New Roman"/>
+              <w:b/>
+              <w:bCs/>
+              <w:sz w:val="22"/>
+              <w:szCs w:val="22"/>
+            </w:rPr>
+            <w:t xml:space="preserve">Revision Number</w:t>
+          </w:r>
+        </w:p>
+      </w:tc>
+      <w:tc>
+        <w:tcPr>
+          <w:tcW w:w="3625" w:type="dxa"/>
+          <w:vAlign w:val="center"/>
+        </w:tcPr>
+        <w:p>
+          <w:pPr>
+            <w:spacing w:before="20" w:after="20" w:line="240" w:lineRule="auto"/>
+            <w:jc w:val="center"/>
+            <w:rPr>
+              <w:sz w:val="22"/>
+            </w:rPr>
+          </w:pPr>
+          <w:r>
+            <w:rPr>
+              <w:rFonts w:ascii="Times New Roman" w:hAnsi="Times New Roman" w:eastAsia="Times New Roman" w:cs="Times New Roman"/>
+              <w:b/>
+              <w:bCs/>
+              <w:sz w:val="22"/>
+              <w:szCs w:val="22"/>
+            </w:rPr>
+            <w:t xml:space="preserve">01</w:t>
+          </w:r>
+        </w:p>
+      </w:tc>
+      <w:tc>
+        <w:tcPr>
+          <w:tcW w:w="1522" w:type="dxa"/>
+          <w:vAlign w:val="center"/>
+        </w:tcPr>
+        <w:p>
+          <w:pPr>
+            <w:spacing w:before="20" w:after="20" w:line="240" w:lineRule="auto"/>
+            <w:jc w:val="left"/>
+            <w:rPr>
+              <w:sz w:val="22"/>
+            </w:rPr>
+          </w:pPr>
+          <w:r>
+            <w:rPr>
+              <w:rFonts w:ascii="Times New Roman" w:hAnsi="Times New Roman" w:eastAsia="Times New Roman" w:cs="Times New Roman"/>
+              <w:b/>
+              <w:bCs/>
+              <w:sz w:val="22"/>
+              <w:szCs w:val="22"/>
+            </w:rPr>
+            <w:t xml:space="preserve">Page No</w:t>
+          </w:r>
+        </w:p>
+      </w:tc>
+      <w:tc>
+        <w:tcPr>
+          <w:tcW w:w="1667" w:type="dxa"/>
+          <w:vAlign w:val="center"/>
+        </w:tcPr>
+        <w:p>
+          <w:pPr>
+            <w:spacing w:before="20" w:after="20" w:line="240" w:lineRule="auto"/>
+            <w:jc w:val="center"/>
+            <w:rPr>
+              <w:sz w:val="22"/>
+            </w:rPr>
+          </w:pPr>
+          <w:r>
+            <w:rPr>
+              <w:rFonts w:ascii="Times New Roman" w:hAnsi="Times New Roman" w:eastAsia="Times New Roman" w:cs="Times New Roman"/>
+              <w:sz w:val="22"/>
+              <w:szCs w:val="22"/>
+            </w:rPr>
+            <w:fldChar w:fldCharType="begin"/>
+          </w:r>
+          <w:r>
+            <w:rPr>
+              <w:rFonts w:ascii="Times New Roman" w:hAnsi="Times New Roman" w:eastAsia="Times New Roman" w:cs="Times New Roman"/>
+              <w:sz w:val="22"/>
+              <w:szCs w:val="22"/>
+            </w:rPr>
+            <w:instrText xml:space="preserve"> PAGE </w:instrText>
+          </w:r>
+          <w:r>
+            <w:rPr>
+              <w:rFonts w:ascii="Times New Roman" w:hAnsi="Times New Roman" w:eastAsia="Times New Roman" w:cs="Times New Roman"/>
+              <w:sz w:val="22"/>
+              <w:szCs w:val="22"/>
+            </w:rPr>
+            <w:fldChar w:fldCharType="separate"/>
+          </w:r>
+          <w:r>
+            <w:rPr>
+              <w:rFonts w:ascii="Times New Roman" w:hAnsi="Times New Roman" w:eastAsia="Times New Roman" w:cs="Times New Roman"/>
+              <w:sz w:val="22"/>
+              <w:szCs w:val="22"/>
+            </w:rPr>
+            <w:t>1</w:t>
+          </w:r>
+          <w:r>
+            <w:rPr>
+              <w:rFonts w:ascii="Times New Roman" w:hAnsi="Times New Roman" w:eastAsia="Times New Roman" w:cs="Times New Roman"/>
+              <w:sz w:val="22"/>
+              <w:szCs w:val="22"/>
+            </w:rPr>
+            <w:fldChar w:fldCharType="end"/>
+          </w:r>
+          <w:r>
+            <w:rPr>
+              <w:rFonts w:ascii="Times New Roman" w:hAnsi="Times New Roman" w:eastAsia="Times New Roman" w:cs="Times New Roman"/>
+              <w:sz w:val="22"/>
+              <w:szCs w:val="22"/>
+            </w:rPr>
+            <w:t xml:space="preserve"> of </w:t>
+          </w:r>
+          <w:r>
+            <w:rPr>
+              <w:rFonts w:ascii="Times New Roman" w:hAnsi="Times New Roman" w:eastAsia="Times New Roman" w:cs="Times New Roman"/>
+              <w:sz w:val="22"/>
+              <w:szCs w:val="22"/>
+            </w:rPr>
+            <w:fldChar w:fldCharType="begin"/>
+          </w:r>
+          <w:r>
+            <w:rPr>
+              <w:rFonts w:ascii="Times New Roman" w:hAnsi="Times New Roman" w:eastAsia="Times New Roman" w:cs="Times New Roman"/>
+              <w:sz w:val="22"/>
+              <w:szCs w:val="22"/>
+            </w:rPr>
+            <w:instrText xml:space="preserve"> NUMPAGES </w:instrText>
+          </w:r>
+          <w:r>
+            <w:rPr>
+              <w:rFonts w:ascii="Times New Roman" w:hAnsi="Times New Roman" w:eastAsia="Times New Roman" w:cs="Times New Roman"/>
+              <w:sz w:val="22"/>
+              <w:szCs w:val="22"/>
+            </w:rPr>
+            <w:fldChar w:fldCharType="separate"/>
+          </w:r>
+          <w:r>
+            <w:rPr>
+              <w:rFonts w:ascii="Times New Roman" w:hAnsi="Times New Roman" w:eastAsia="Times New Roman" w:cs="Times New Roman"/>
+              <w:sz w:val="22"/>
+              <w:szCs w:val="22"/>
+            </w:rPr>
+            <w:t>1</w:t>
+          </w:r>
+          <w:r>
+            <w:rPr>
+              <w:rFonts w:ascii="Times New Roman" w:hAnsi="Times New Roman" w:eastAsia="Times New Roman" w:cs="Times New Roman"/>
+              <w:sz w:val="22"/>
+              <w:szCs w:val="22"/>
+            </w:rPr>
+            <w:fldChar w:fldCharType="end"/>
+          </w:r>
+        </w:p>
+      </w:tc>
+    </w:tr>
+  </w:tbl>
   <w:p>
     <w:pPr>
-      <w:pStyle w:val="Header"/>
+      <w:spacing w:before="0" w:after="0" w:line="120" w:lineRule="exact"/>
+      <w:rPr>
+        <w:sz w:val="4"/>
+      </w:rPr>
     </w:pPr>
-    <w:r>
-      <w:rPr>
-        <w:noProof/>
-      </w:rPr>
-      <w:pict w14:anchorId="71B1B7B8">
-        <v:shapetype id="_x0000_t136" coordsize="21600,21600" o:spt="136" adj="10800" path="m@7,l@8,m@5,21600l@6,21600e">
-          <v:formulas>
-            <v:f eqn="sum #0 0 10800"/>
-            <v:f eqn="prod #0 2 1"/>
-            <v:f eqn="sum 21600 0 @1"/>
-            <v:f eqn="sum 0 0 @2"/>
-            <v:f eqn="sum 21600 0 @3"/>
-            <v:f eqn="if @0 @3 0"/>
-            <v:f eqn="if @0 21600 @1"/>
-            <v:f eqn="if @0 0 @2"/>
-            <v:f eqn="if @0 @4 21600"/>
-            <v:f eqn="mid @5 @6"/>
-            <v:f eqn="mid @8 @5"/>
-            <v:f eqn="mid @7 @8"/>
-            <v:f eqn="mid @6 @7"/>
-            <v:f eqn="sum @6 0 @5"/>
-          </v:formulas>
-          <v:path textpathok="t" o:connecttype="custom" o:connectlocs="@9,0;@10,10800;@11,21600;@12,10800" o:connectangles="270,180,90,0"/>
-          <v:textpath on="t" fitshape="t"/>
-          <v:handles>
-            <v:h position="#0,bottomRight" xrange="6629,14971"/>
-          </v:handles>
-          <o:lock v:ext="edit" text="t" shapetype="t"/>
-        </v:shapetype>
-        <v:shape id="PowerPlusWaterMarkObject1" o:spid="_x0000_s1025" type="#_x0000_t136" style="position:absolute;margin-left:0;margin-top:0;width:498.15pt;height:199.25pt;rotation:315;z-index:-251657216;mso-position-horizontal:center;mso-position-horizontal-relative:margin;mso-position-vertical:center;mso-position-vertical-relative:margin" o:allowincell="f" fillcolor="silver" stroked="f">
-          <v:fill opacity=".5"/>
-          <v:textpath style="font-family:&quot;Arial&quot;;font-size:1pt" string="DRAFT"/>
-          <w10:wrap anchorx="margin" anchory="margin"/>
-        </v:shape>
-      </w:pict>
-    </w:r>
   </w:p>
 </w:hdr>
 </file>
